--- a/Courses/Software-Sciences/IT-Module-3-Web-Design/10-HTML-Elements/10-HTML-Elements-Exercises.docx
+++ b/Courses/Software-Sciences/IT-Module-3-Web-Design/10-HTML-Elements/10-HTML-Elements-Exercises.docx
@@ -1,6 +1,6 @@
 
 <file path=word/document.xml><?xml version="1.0" encoding="utf-8"?>
-<w:document xmlns:wpc="http://schemas.microsoft.com/office/word/2010/wordprocessingCanvas" xmlns:cx="http://schemas.microsoft.com/office/drawing/2014/chartex" xmlns:cx1="http://schemas.microsoft.com/office/drawing/2015/9/8/chartex" xmlns:cx2="http://schemas.microsoft.com/office/drawing/2015/10/21/chartex" xmlns:cx3="http://schemas.microsoft.com/office/drawing/2016/5/9/chartex" xmlns:cx4="http://schemas.microsoft.com/office/drawing/2016/5/10/chartex" xmlns:cx5="http://schemas.microsoft.com/office/drawing/2016/5/11/chartex" xmlns:cx6="http://schemas.microsoft.com/office/drawing/2016/5/12/chartex" xmlns:cx7="http://schemas.microsoft.com/office/drawing/2016/5/13/chartex" xmlns:cx8="http://schemas.microsoft.com/office/drawing/2016/5/14/chartex" xmlns:mc="http://schemas.openxmlformats.org/markup-compatibility/2006" xmlns:aink="http://schemas.microsoft.com/office/drawing/2016/ink" xmlns:am3d="http://schemas.microsoft.com/office/drawing/2017/model3d" xmlns:o="urn:schemas-microsoft-com:office:office" xmlns:oel="http://schemas.microsoft.com/office/2019/extlst" xmlns:r="http://schemas.openxmlformats.org/officeDocument/2006/relationships" xmlns:m="http://schemas.openxmlformats.org/officeDocument/2006/math" xmlns:v="urn:schemas-microsoft-com:vml" xmlns:wp14="http://schemas.microsoft.com/office/word/2010/wordprocessingDrawing" xmlns:wp="http://schemas.openxmlformats.org/drawingml/2006/wordprocessingDrawing" xmlns:w10="urn:schemas-microsoft-com:office:word" xmlns:w="http://schemas.openxmlformats.org/wordprocessingml/2006/main" xmlns:w14="http://schemas.microsoft.com/office/word/2010/wordml" xmlns:w15="http://schemas.microsoft.com/office/word/2012/wordml" xmlns:w16cex="http://schemas.microsoft.com/office/word/2018/wordml/cex" xmlns:w16cid="http://schemas.microsoft.com/office/word/2016/wordml/cid" xmlns:w16="http://schemas.microsoft.com/office/word/2018/wordml" xmlns:w16sdtdh="http://schemas.microsoft.com/office/word/2020/wordml/sdtdatahash" xmlns:w16se="http://schemas.microsoft.com/office/word/2015/wordml/symex" xmlns:wpg="http://schemas.microsoft.com/office/word/2010/wordprocessingGroup" xmlns:wpi="http://schemas.microsoft.com/office/word/2010/wordprocessingInk" xmlns:wne="http://schemas.microsoft.com/office/word/2006/wordml" xmlns:wps="http://schemas.microsoft.com/office/word/2010/wordprocessingShape" mc:Ignorable="w14 w15 w16se w16cid w16 w16cex w16sdtdh wp14">
+<w:document xmlns:wpc="http://schemas.microsoft.com/office/word/2010/wordprocessingCanvas" xmlns:cx="http://schemas.microsoft.com/office/drawing/2014/chartex" xmlns:cx1="http://schemas.microsoft.com/office/drawing/2015/9/8/chartex" xmlns:cx2="http://schemas.microsoft.com/office/drawing/2015/10/21/chartex" xmlns:cx3="http://schemas.microsoft.com/office/drawing/2016/5/9/chartex" xmlns:cx4="http://schemas.microsoft.com/office/drawing/2016/5/10/chartex" xmlns:cx5="http://schemas.microsoft.com/office/drawing/2016/5/11/chartex" xmlns:cx6="http://schemas.microsoft.com/office/drawing/2016/5/12/chartex" xmlns:cx7="http://schemas.microsoft.com/office/drawing/2016/5/13/chartex" xmlns:cx8="http://schemas.microsoft.com/office/drawing/2016/5/14/chartex" xmlns:mc="http://schemas.openxmlformats.org/markup-compatibility/2006" xmlns:aink="http://schemas.microsoft.com/office/drawing/2016/ink" xmlns:am3d="http://schemas.microsoft.com/office/drawing/2017/model3d" xmlns:o="urn:schemas-microsoft-com:office:office" xmlns:oel="http://schemas.microsoft.com/office/2019/extlst" xmlns:r="http://schemas.openxmlformats.org/officeDocument/2006/relationships" xmlns:m="http://schemas.openxmlformats.org/officeDocument/2006/math" xmlns:v="urn:schemas-microsoft-com:vml" xmlns:wp14="http://schemas.microsoft.com/office/word/2010/wordprocessingDrawing" xmlns:wp="http://schemas.openxmlformats.org/drawingml/2006/wordprocessingDrawing" xmlns:w10="urn:schemas-microsoft-com:office:word" xmlns:w="http://schemas.openxmlformats.org/wordprocessingml/2006/main" xmlns:w14="http://schemas.microsoft.com/office/word/2010/wordml" xmlns:w15="http://schemas.microsoft.com/office/word/2012/wordml" xmlns:w16cex="http://schemas.microsoft.com/office/word/2018/wordml/cex" xmlns:w16cid="http://schemas.microsoft.com/office/word/2016/wordml/cid" xmlns:w16="http://schemas.microsoft.com/office/word/2018/wordml" xmlns:w16du="http://schemas.microsoft.com/office/word/2023/wordml/word16du" xmlns:w16sdtdh="http://schemas.microsoft.com/office/word/2020/wordml/sdtdatahash" xmlns:w16se="http://schemas.microsoft.com/office/word/2015/wordml/symex" xmlns:wpg="http://schemas.microsoft.com/office/word/2010/wordprocessingGroup" xmlns:wpi="http://schemas.microsoft.com/office/word/2010/wordprocessingInk" xmlns:wne="http://schemas.microsoft.com/office/word/2006/wordml" xmlns:wps="http://schemas.microsoft.com/office/word/2010/wordprocessingShape" mc:Ignorable="w14 w15 w16se w16cid w16 w16cex w16sdtdh w16du wp14">
   <w:body>
     <w:p>
       <w:pPr>
@@ -99,7 +99,7 @@
           <w:noProof/>
         </w:rPr>
         <w:drawing>
-          <wp:inline distT="0" distB="0" distL="0" distR="0" wp14:anchorId="73F5C6D6" wp14:editId="2CDC87E8">
+          <wp:inline distT="0" distB="0" distL="0" distR="0" wp14:anchorId="73F5C6D6" wp14:editId="3AAE117D">
             <wp:extent cx="1065886" cy="497260"/>
             <wp:effectExtent l="0" t="0" r="1270" b="0"/>
             <wp:docPr id="470543985" name="Picture 1"/>
@@ -598,7 +598,15 @@
           <w:b/>
           <w:bCs/>
         </w:rPr>
-        <w:t xml:space="preserve">HTML </w:t>
+        <w:t>HTML</w:t>
+      </w:r>
+      <w:r>
+        <w:rPr>
+          <w:b/>
+          <w:bCs/>
+          <w:lang w:val="bg-BG"/>
+        </w:rPr>
+        <w:t xml:space="preserve"> </w:t>
       </w:r>
       <w:r>
         <w:rPr>
@@ -697,21 +705,28 @@
           <w:numId w:val="5"/>
         </w:numPr>
         <w:spacing w:after="0"/>
-      </w:pPr>
-      <w:r>
-        <w:rPr>
+        <w:rPr>
+          <w:highlight w:val="yellow"/>
+          <w:lang w:val="bg-BG"/>
+        </w:rPr>
+      </w:pPr>
+      <w:r>
+        <w:rPr>
+          <w:highlight w:val="yellow"/>
           <w:lang w:val="bg-BG"/>
         </w:rPr>
         <w:t>Създа</w:t>
       </w:r>
       <w:r>
         <w:rPr>
+          <w:highlight w:val="yellow"/>
           <w:lang w:val="bg-BG"/>
         </w:rPr>
         <w:t>йте</w:t>
       </w:r>
       <w:r>
         <w:rPr>
+          <w:highlight w:val="yellow"/>
           <w:lang w:val="bg-BG"/>
         </w:rPr>
         <w:t xml:space="preserve"> </w:t>
@@ -720,12 +735,14 @@
         <w:rPr>
           <w:b/>
           <w:bCs/>
+          <w:highlight w:val="yellow"/>
           <w:lang w:val="bg-BG"/>
         </w:rPr>
         <w:t>нов файл</w:t>
       </w:r>
       <w:r>
         <w:rPr>
+          <w:highlight w:val="yellow"/>
           <w:lang w:val="bg-BG"/>
         </w:rPr>
         <w:t xml:space="preserve"> с </w:t>
@@ -734,12 +751,14 @@
         <w:rPr>
           <w:b/>
           <w:bCs/>
+          <w:highlight w:val="yellow"/>
           <w:lang w:val="bg-BG"/>
         </w:rPr>
         <w:t>разширение</w:t>
       </w:r>
       <w:r>
         <w:rPr>
+          <w:highlight w:val="yellow"/>
           <w:lang w:val="bg-BG"/>
         </w:rPr>
         <w:t xml:space="preserve"> </w:t>
@@ -749,101 +768,148 @@
           <w:rFonts w:ascii="Consolas" w:hAnsi="Consolas" w:cs="Consolas"/>
           <w:b/>
           <w:bCs/>
-        </w:rPr>
-        <w:t>.html</w:t>
-      </w:r>
-      <w:r>
-        <w:rPr>
-          <w:lang w:val="bg-BG"/>
-        </w:rPr>
-        <w:t xml:space="preserve">, например </w:t>
+          <w:highlight w:val="yellow"/>
+          <w:lang w:val="bg-BG"/>
+        </w:rPr>
+        <w:t>.</w:t>
       </w:r>
       <w:r>
         <w:rPr>
           <w:rFonts w:ascii="Consolas" w:hAnsi="Consolas" w:cs="Consolas"/>
           <w:b/>
           <w:bCs/>
-          <w:lang w:val="bg-BG"/>
-        </w:rPr>
-        <w:t>i</w:t>
+          <w:highlight w:val="yellow"/>
+        </w:rPr>
+        <w:t>html</w:t>
+      </w:r>
+      <w:r>
+        <w:rPr>
+          <w:highlight w:val="yellow"/>
+          <w:lang w:val="bg-BG"/>
+        </w:rPr>
+        <w:t xml:space="preserve">, например </w:t>
       </w:r>
       <w:r>
         <w:rPr>
           <w:rFonts w:ascii="Consolas" w:hAnsi="Consolas" w:cs="Consolas"/>
           <w:b/>
           <w:bCs/>
-        </w:rPr>
-        <w:t>ndex.html</w:t>
-      </w:r>
-      <w:r>
-        <w:t>.</w:t>
-      </w:r>
-      <w:r>
-        <w:t xml:space="preserve"> </w:t>
-      </w:r>
-      <w:r>
-        <w:rPr>
-          <w:lang w:val="bg-BG"/>
-        </w:rPr>
-        <w:t>Отв</w:t>
-      </w:r>
-      <w:r>
-        <w:rPr>
-          <w:lang w:val="bg-BG"/>
-        </w:rPr>
-        <w:t>орете</w:t>
-      </w:r>
-      <w:r>
-        <w:rPr>
-          <w:lang w:val="bg-BG"/>
-        </w:rPr>
-        <w:t xml:space="preserve"> </w:t>
-      </w:r>
-      <w:r>
-        <w:rPr>
+          <w:highlight w:val="yellow"/>
+          <w:lang w:val="bg-BG"/>
+        </w:rPr>
+        <w:t>i</w:t>
+      </w:r>
+      <w:r>
+        <w:rPr>
+          <w:rFonts w:ascii="Consolas" w:hAnsi="Consolas" w:cs="Consolas"/>
           <w:b/>
           <w:bCs/>
-          <w:lang w:val="bg-BG"/>
-        </w:rPr>
-        <w:t>файла</w:t>
-      </w:r>
-      <w:r>
-        <w:rPr>
-          <w:lang w:val="bg-BG"/>
-        </w:rPr>
-        <w:t xml:space="preserve"> </w:t>
-      </w:r>
-      <w:r>
-        <w:t>в</w:t>
-      </w:r>
-      <w:r>
-        <w:rPr>
-          <w:lang w:val="bg-BG"/>
-        </w:rPr>
-        <w:t xml:space="preserve"> </w:t>
-      </w:r>
-      <w:r>
-        <w:rPr>
+          <w:highlight w:val="yellow"/>
+        </w:rPr>
+        <w:t>ndex</w:t>
+      </w:r>
+      <w:r>
+        <w:rPr>
+          <w:rFonts w:ascii="Consolas" w:hAnsi="Consolas" w:cs="Consolas"/>
           <w:b/>
           <w:bCs/>
-          <w:lang w:val="bg-BG"/>
-        </w:rPr>
-        <w:t>текстов редактор</w:t>
-      </w:r>
-      <w:r>
-        <w:rPr>
-          <w:lang w:val="bg-BG"/>
-        </w:rPr>
-        <w:t xml:space="preserve"> по избор, например </w:t>
-      </w:r>
-      <w:r>
-        <w:rPr>
+          <w:highlight w:val="yellow"/>
+          <w:lang w:val="bg-BG"/>
+        </w:rPr>
+        <w:t>.</w:t>
+      </w:r>
+      <w:r>
+        <w:rPr>
+          <w:rFonts w:ascii="Consolas" w:hAnsi="Consolas" w:cs="Consolas"/>
           <w:b/>
           <w:bCs/>
-        </w:rPr>
-        <w:t>VS Code</w:t>
-      </w:r>
-      <w:r>
+          <w:highlight w:val="yellow"/>
+        </w:rPr>
+        <w:t>html</w:t>
+      </w:r>
+      <w:r>
+        <w:rPr>
+          <w:highlight w:val="yellow"/>
+          <w:lang w:val="bg-BG"/>
+        </w:rPr>
+        <w:t>. Отв</w:t>
+      </w:r>
+      <w:r>
+        <w:rPr>
+          <w:highlight w:val="yellow"/>
+          <w:lang w:val="bg-BG"/>
+        </w:rPr>
+        <w:t>орете</w:t>
+      </w:r>
+      <w:r>
+        <w:rPr>
+          <w:highlight w:val="yellow"/>
+          <w:lang w:val="bg-BG"/>
+        </w:rPr>
+        <w:t xml:space="preserve"> </w:t>
+      </w:r>
+      <w:r>
+        <w:rPr>
+          <w:b/>
+          <w:bCs/>
+          <w:highlight w:val="yellow"/>
+          <w:lang w:val="bg-BG"/>
+        </w:rPr>
+        <w:t>файла</w:t>
+      </w:r>
+      <w:r>
+        <w:rPr>
+          <w:highlight w:val="yellow"/>
+          <w:lang w:val="bg-BG"/>
+        </w:rPr>
+        <w:t xml:space="preserve"> в </w:t>
+      </w:r>
+      <w:r>
+        <w:rPr>
+          <w:b/>
+          <w:bCs/>
+          <w:highlight w:val="yellow"/>
+          <w:lang w:val="bg-BG"/>
+        </w:rPr>
+        <w:t>текстов редактор</w:t>
+      </w:r>
+      <w:r>
+        <w:rPr>
+          <w:highlight w:val="yellow"/>
+          <w:lang w:val="bg-BG"/>
+        </w:rPr>
+        <w:t xml:space="preserve"> по избор, например </w:t>
+      </w:r>
+      <w:r>
+        <w:rPr>
+          <w:b/>
+          <w:bCs/>
+          <w:highlight w:val="yellow"/>
+        </w:rPr>
+        <w:t>VS</w:t>
+      </w:r>
+      <w:r>
+        <w:rPr>
+          <w:b/>
+          <w:bCs/>
+          <w:highlight w:val="yellow"/>
+          <w:lang w:val="bg-BG"/>
+        </w:rPr>
+        <w:t xml:space="preserve"> </w:t>
+      </w:r>
+      <w:r>
+        <w:rPr>
+          <w:b/>
+          <w:bCs/>
+          <w:highlight w:val="yellow"/>
+        </w:rPr>
+        <w:t>Code</w:t>
+      </w:r>
+      <w:r>
+        <w:rPr>
+          <w:highlight w:val="yellow"/>
+          <w:lang w:val="bg-BG"/>
+        </w:rPr>
         <w:t>.</w:t>
       </w:r>
     </w:p>
@@ -974,7 +1040,7 @@
           <w:lang w:val="bg-BG"/>
         </w:rPr>
         <w:drawing>
-          <wp:inline distT="0" distB="0" distL="0" distR="0" wp14:anchorId="645C57FB" wp14:editId="305AF7AD">
+          <wp:inline distT="0" distB="0" distL="0" distR="0" wp14:anchorId="645C57FB" wp14:editId="3418E8F7">
             <wp:extent cx="3918500" cy="1296653"/>
             <wp:effectExtent l="12700" t="12700" r="6350" b="12065"/>
             <wp:docPr id="1415969817" name="Picture 1"/>
@@ -1101,7 +1167,7 @@
           <w:lang w:val="bg-BG"/>
         </w:rPr>
         <w:drawing>
-          <wp:inline distT="0" distB="0" distL="0" distR="0" wp14:anchorId="483D6C02" wp14:editId="522D5DAE">
+          <wp:inline distT="0" distB="0" distL="0" distR="0" wp14:anchorId="483D6C02" wp14:editId="35AC7533">
             <wp:extent cx="3968123" cy="1844900"/>
             <wp:effectExtent l="12700" t="12700" r="6985" b="9525"/>
             <wp:docPr id="1937982400" name="Picture 3"/>
@@ -1194,7 +1260,7 @@
           <w:lang w:val="bg-BG"/>
         </w:rPr>
         <w:drawing>
-          <wp:inline distT="0" distB="0" distL="0" distR="0" wp14:anchorId="157A0FAA" wp14:editId="3B51BD09">
+          <wp:inline distT="0" distB="0" distL="0" distR="0" wp14:anchorId="157A0FAA" wp14:editId="0A9949AF">
             <wp:extent cx="3819970" cy="5104152"/>
             <wp:effectExtent l="12700" t="12700" r="15875" b="13970"/>
             <wp:docPr id="1289307759" name="Picture 2"/>
@@ -1302,7 +1368,7 @@
           <w:lang w:val="bg-BG"/>
         </w:rPr>
         <w:drawing>
-          <wp:inline distT="0" distB="0" distL="0" distR="0" wp14:anchorId="0851CD83" wp14:editId="757CEFCF">
+          <wp:inline distT="0" distB="0" distL="0" distR="0" wp14:anchorId="0851CD83" wp14:editId="3CA7C0B9">
             <wp:extent cx="3525259" cy="3673865"/>
             <wp:effectExtent l="12700" t="12700" r="18415" b="9525"/>
             <wp:docPr id="556720300" name="Picture 4"/>
@@ -1425,7 +1491,7 @@
 </file>
 
 <file path=word/endnotes.xml><?xml version="1.0" encoding="utf-8"?>
-<w:endnotes xmlns:wpc="http://schemas.microsoft.com/office/word/2010/wordprocessingCanvas" xmlns:cx="http://schemas.microsoft.com/office/drawing/2014/chartex" xmlns:cx1="http://schemas.microsoft.com/office/drawing/2015/9/8/chartex" xmlns:cx2="http://schemas.microsoft.com/office/drawing/2015/10/21/chartex" xmlns:cx3="http://schemas.microsoft.com/office/drawing/2016/5/9/chartex" xmlns:cx4="http://schemas.microsoft.com/office/drawing/2016/5/10/chartex" xmlns:cx5="http://schemas.microsoft.com/office/drawing/2016/5/11/chartex" xmlns:cx6="http://schemas.microsoft.com/office/drawing/2016/5/12/chartex" xmlns:cx7="http://schemas.microsoft.com/office/drawing/2016/5/13/chartex" xmlns:cx8="http://schemas.microsoft.com/office/drawing/2016/5/14/chartex" xmlns:mc="http://schemas.openxmlformats.org/markup-compatibility/2006" xmlns:aink="http://schemas.microsoft.com/office/drawing/2016/ink" xmlns:am3d="http://schemas.microsoft.com/office/drawing/2017/model3d" xmlns:o="urn:schemas-microsoft-com:office:office" xmlns:oel="http://schemas.microsoft.com/office/2019/extlst" xmlns:r="http://schemas.openxmlformats.org/officeDocument/2006/relationships" xmlns:m="http://schemas.openxmlformats.org/officeDocument/2006/math" xmlns:v="urn:schemas-microsoft-com:vml" xmlns:wp14="http://schemas.microsoft.com/office/word/2010/wordprocessingDrawing" xmlns:wp="http://schemas.openxmlformats.org/drawingml/2006/wordprocessingDrawing" xmlns:w10="urn:schemas-microsoft-com:office:word" xmlns:w="http://schemas.openxmlformats.org/wordprocessingml/2006/main" xmlns:w14="http://schemas.microsoft.com/office/word/2010/wordml" xmlns:w15="http://schemas.microsoft.com/office/word/2012/wordml" xmlns:w16cex="http://schemas.microsoft.com/office/word/2018/wordml/cex" xmlns:w16cid="http://schemas.microsoft.com/office/word/2016/wordml/cid" xmlns:w16="http://schemas.microsoft.com/office/word/2018/wordml" xmlns:w16sdtdh="http://schemas.microsoft.com/office/word/2020/wordml/sdtdatahash" xmlns:w16se="http://schemas.microsoft.com/office/word/2015/wordml/symex" xmlns:wpg="http://schemas.microsoft.com/office/word/2010/wordprocessingGroup" xmlns:wpi="http://schemas.microsoft.com/office/word/2010/wordprocessingInk" xmlns:wne="http://schemas.microsoft.com/office/word/2006/wordml" xmlns:wps="http://schemas.microsoft.com/office/word/2010/wordprocessingShape" mc:Ignorable="w14 w15 w16se w16cid w16 w16cex w16sdtdh wp14">
+<w:endnotes xmlns:wpc="http://schemas.microsoft.com/office/word/2010/wordprocessingCanvas" xmlns:cx="http://schemas.microsoft.com/office/drawing/2014/chartex" xmlns:cx1="http://schemas.microsoft.com/office/drawing/2015/9/8/chartex" xmlns:cx2="http://schemas.microsoft.com/office/drawing/2015/10/21/chartex" xmlns:cx3="http://schemas.microsoft.com/office/drawing/2016/5/9/chartex" xmlns:cx4="http://schemas.microsoft.com/office/drawing/2016/5/10/chartex" xmlns:cx5="http://schemas.microsoft.com/office/drawing/2016/5/11/chartex" xmlns:cx6="http://schemas.microsoft.com/office/drawing/2016/5/12/chartex" xmlns:cx7="http://schemas.microsoft.com/office/drawing/2016/5/13/chartex" xmlns:cx8="http://schemas.microsoft.com/office/drawing/2016/5/14/chartex" xmlns:mc="http://schemas.openxmlformats.org/markup-compatibility/2006" xmlns:aink="http://schemas.microsoft.com/office/drawing/2016/ink" xmlns:am3d="http://schemas.microsoft.com/office/drawing/2017/model3d" xmlns:o="urn:schemas-microsoft-com:office:office" xmlns:oel="http://schemas.microsoft.com/office/2019/extlst" xmlns:r="http://schemas.openxmlformats.org/officeDocument/2006/relationships" xmlns:m="http://schemas.openxmlformats.org/officeDocument/2006/math" xmlns:v="urn:schemas-microsoft-com:vml" xmlns:wp14="http://schemas.microsoft.com/office/word/2010/wordprocessingDrawing" xmlns:wp="http://schemas.openxmlformats.org/drawingml/2006/wordprocessingDrawing" xmlns:w10="urn:schemas-microsoft-com:office:word" xmlns:w="http://schemas.openxmlformats.org/wordprocessingml/2006/main" xmlns:w14="http://schemas.microsoft.com/office/word/2010/wordml" xmlns:w15="http://schemas.microsoft.com/office/word/2012/wordml" xmlns:w16cex="http://schemas.microsoft.com/office/word/2018/wordml/cex" xmlns:w16cid="http://schemas.microsoft.com/office/word/2016/wordml/cid" xmlns:w16="http://schemas.microsoft.com/office/word/2018/wordml" xmlns:w16du="http://schemas.microsoft.com/office/word/2023/wordml/word16du" xmlns:w16sdtdh="http://schemas.microsoft.com/office/word/2020/wordml/sdtdatahash" xmlns:w16se="http://schemas.microsoft.com/office/word/2015/wordml/symex" xmlns:wpg="http://schemas.microsoft.com/office/word/2010/wordprocessingGroup" xmlns:wpi="http://schemas.microsoft.com/office/word/2010/wordprocessingInk" xmlns:wne="http://schemas.microsoft.com/office/word/2006/wordml" xmlns:wps="http://schemas.microsoft.com/office/word/2010/wordprocessingShape" mc:Ignorable="w14 w15 w16se w16cid w16 w16cex w16sdtdh w16du wp14">
   <w:endnote w:type="separator" w:id="-1">
     <w:p>
       <w:pPr>
@@ -1450,7 +1516,7 @@
 </file>
 
 <file path=word/footer1.xml><?xml version="1.0" encoding="utf-8"?>
-<w:ftr xmlns:wpc="http://schemas.microsoft.com/office/word/2010/wordprocessingCanvas" xmlns:cx="http://schemas.microsoft.com/office/drawing/2014/chartex" xmlns:cx1="http://schemas.microsoft.com/office/drawing/2015/9/8/chartex" xmlns:cx2="http://schemas.microsoft.com/office/drawing/2015/10/21/chartex" xmlns:cx3="http://schemas.microsoft.com/office/drawing/2016/5/9/chartex" xmlns:cx4="http://schemas.microsoft.com/office/drawing/2016/5/10/chartex" xmlns:cx5="http://schemas.microsoft.com/office/drawing/2016/5/11/chartex" xmlns:cx6="http://schemas.microsoft.com/office/drawing/2016/5/12/chartex" xmlns:cx7="http://schemas.microsoft.com/office/drawing/2016/5/13/chartex" xmlns:cx8="http://schemas.microsoft.com/office/drawing/2016/5/14/chartex" xmlns:mc="http://schemas.openxmlformats.org/markup-compatibility/2006" xmlns:aink="http://schemas.microsoft.com/office/drawing/2016/ink" xmlns:am3d="http://schemas.microsoft.com/office/drawing/2017/model3d" xmlns:o="urn:schemas-microsoft-com:office:office" xmlns:oel="http://schemas.microsoft.com/office/2019/extlst" xmlns:r="http://schemas.openxmlformats.org/officeDocument/2006/relationships" xmlns:m="http://schemas.openxmlformats.org/officeDocument/2006/math" xmlns:v="urn:schemas-microsoft-com:vml" xmlns:wp14="http://schemas.microsoft.com/office/word/2010/wordprocessingDrawing" xmlns:wp="http://schemas.openxmlformats.org/drawingml/2006/wordprocessingDrawing" xmlns:w10="urn:schemas-microsoft-com:office:word" xmlns:w="http://schemas.openxmlformats.org/wordprocessingml/2006/main" xmlns:w14="http://schemas.microsoft.com/office/word/2010/wordml" xmlns:w15="http://schemas.microsoft.com/office/word/2012/wordml" xmlns:w16cex="http://schemas.microsoft.com/office/word/2018/wordml/cex" xmlns:w16cid="http://schemas.microsoft.com/office/word/2016/wordml/cid" xmlns:w16="http://schemas.microsoft.com/office/word/2018/wordml" xmlns:w16sdtdh="http://schemas.microsoft.com/office/word/2020/wordml/sdtdatahash" xmlns:w16se="http://schemas.microsoft.com/office/word/2015/wordml/symex" xmlns:wpg="http://schemas.microsoft.com/office/word/2010/wordprocessingGroup" xmlns:wpi="http://schemas.microsoft.com/office/word/2010/wordprocessingInk" xmlns:wne="http://schemas.microsoft.com/office/word/2006/wordml" xmlns:wps="http://schemas.microsoft.com/office/word/2010/wordprocessingShape" mc:Ignorable="w14 w15 w16se w16cid w16 w16cex w16sdtdh wp14">
+<w:ftr xmlns:wpc="http://schemas.microsoft.com/office/word/2010/wordprocessingCanvas" xmlns:cx="http://schemas.microsoft.com/office/drawing/2014/chartex" xmlns:cx1="http://schemas.microsoft.com/office/drawing/2015/9/8/chartex" xmlns:cx2="http://schemas.microsoft.com/office/drawing/2015/10/21/chartex" xmlns:cx3="http://schemas.microsoft.com/office/drawing/2016/5/9/chartex" xmlns:cx4="http://schemas.microsoft.com/office/drawing/2016/5/10/chartex" xmlns:cx5="http://schemas.microsoft.com/office/drawing/2016/5/11/chartex" xmlns:cx6="http://schemas.microsoft.com/office/drawing/2016/5/12/chartex" xmlns:cx7="http://schemas.microsoft.com/office/drawing/2016/5/13/chartex" xmlns:cx8="http://schemas.microsoft.com/office/drawing/2016/5/14/chartex" xmlns:mc="http://schemas.openxmlformats.org/markup-compatibility/2006" xmlns:aink="http://schemas.microsoft.com/office/drawing/2016/ink" xmlns:am3d="http://schemas.microsoft.com/office/drawing/2017/model3d" xmlns:o="urn:schemas-microsoft-com:office:office" xmlns:oel="http://schemas.microsoft.com/office/2019/extlst" xmlns:r="http://schemas.openxmlformats.org/officeDocument/2006/relationships" xmlns:m="http://schemas.openxmlformats.org/officeDocument/2006/math" xmlns:v="urn:schemas-microsoft-com:vml" xmlns:wp14="http://schemas.microsoft.com/office/word/2010/wordprocessingDrawing" xmlns:wp="http://schemas.openxmlformats.org/drawingml/2006/wordprocessingDrawing" xmlns:w10="urn:schemas-microsoft-com:office:word" xmlns:w="http://schemas.openxmlformats.org/wordprocessingml/2006/main" xmlns:w14="http://schemas.microsoft.com/office/word/2010/wordml" xmlns:w15="http://schemas.microsoft.com/office/word/2012/wordml" xmlns:w16cex="http://schemas.microsoft.com/office/word/2018/wordml/cex" xmlns:w16cid="http://schemas.microsoft.com/office/word/2016/wordml/cid" xmlns:w16="http://schemas.microsoft.com/office/word/2018/wordml" xmlns:w16du="http://schemas.microsoft.com/office/word/2023/wordml/word16du" xmlns:w16sdtdh="http://schemas.microsoft.com/office/word/2020/wordml/sdtdatahash" xmlns:w16se="http://schemas.microsoft.com/office/word/2015/wordml/symex" xmlns:wpg="http://schemas.microsoft.com/office/word/2010/wordprocessingGroup" xmlns:wpi="http://schemas.microsoft.com/office/word/2010/wordprocessingInk" xmlns:wne="http://schemas.microsoft.com/office/word/2006/wordml" xmlns:wps="http://schemas.microsoft.com/office/word/2010/wordprocessingShape" mc:Ignorable="w14 w15 w16se w16cid w16 w16cex w16sdtdh w16du wp14">
   <w:p>
     <w:pPr>
       <w:pStyle w:val="Footer"/>
@@ -1792,7 +1858,7 @@
             </wp:anchor>
           </w:drawing>
         </mc:Choice>
-        <mc:Fallback xmlns:w16du="http://schemas.microsoft.com/office/word/2023/wordml/word16du">
+        <mc:Fallback>
           <w:pict>
             <v:shapetype w14:anchorId="7ACB1FAE" id="_x0000_t202" coordsize="21600,21600" o:spt="202" path="m,l,21600r21600,l21600,xe">
               <v:stroke joinstyle="miter"/>
@@ -2215,7 +2281,7 @@
             </wp:anchor>
           </w:drawing>
         </mc:Choice>
-        <mc:Fallback xmlns:w16du="http://schemas.microsoft.com/office/word/2023/wordml/word16du">
+        <mc:Fallback>
           <w:pict>
             <v:line w14:anchorId="23DA4A24" id="Straight Connector 19" o:spid="_x0000_s1026" style="position:absolute;flip:y;z-index:251659264;visibility:visible;mso-wrap-style:square;mso-width-percent:0;mso-height-percent:0;mso-wrap-distance-left:9pt;mso-wrap-distance-top:0;mso-wrap-distance-right:9pt;mso-wrap-distance-bottom:0;mso-position-horizontal:absolute;mso-position-horizontal-relative:text;mso-position-vertical:absolute;mso-position-vertical-relative:text;mso-width-percent:0;mso-height-percent:0;mso-width-relative:page;mso-height-relative:page" from="-.1pt,5.2pt" to="520.7pt,5.2pt" o:gfxdata="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" strokecolor="#974706 [1609]" strokeweight="1pt">
               <v:stroke endcap="round"/>
@@ -2438,7 +2504,7 @@
             </wp:anchor>
           </w:drawing>
         </mc:Choice>
-        <mc:Fallback xmlns:w16du="http://schemas.microsoft.com/office/word/2023/wordml/word16du">
+        <mc:Fallback>
           <w:pict>
             <v:shape w14:anchorId="0D7D8A2E" id="Text Box 4" o:spid="_x0000_s1027" type="#_x0000_t202" style="position:absolute;margin-left:444.65pt;margin-top:8.35pt;width:70.9pt;height:15.9pt;z-index:251661312;visibility:visible;mso-wrap-style:square;mso-width-percent:0;mso-height-percent:0;mso-wrap-distance-left:9pt;mso-wrap-distance-top:0;mso-wrap-distance-right:9pt;mso-wrap-distance-bottom:0;mso-position-horizontal:absolute;mso-position-horizontal-relative:text;mso-position-vertical:absolute;mso-position-vertical-relative:text;mso-width-percent:0;mso-height-percent:0;mso-width-relative:page;mso-height-relative:page;v-text-anchor:middle" o:gfxdata="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" filled="f" stroked="f" strokeweight=".5pt">
               <v:textbox inset="0,0,0,0">
@@ -2590,7 +2656,7 @@
 </file>
 
 <file path=word/footnotes.xml><?xml version="1.0" encoding="utf-8"?>
-<w:footnotes xmlns:wpc="http://schemas.microsoft.com/office/word/2010/wordprocessingCanvas" xmlns:cx="http://schemas.microsoft.com/office/drawing/2014/chartex" xmlns:cx1="http://schemas.microsoft.com/office/drawing/2015/9/8/chartex" xmlns:cx2="http://schemas.microsoft.com/office/drawing/2015/10/21/chartex" xmlns:cx3="http://schemas.microsoft.com/office/drawing/2016/5/9/chartex" xmlns:cx4="http://schemas.microsoft.com/office/drawing/2016/5/10/chartex" xmlns:cx5="http://schemas.microsoft.com/office/drawing/2016/5/11/chartex" xmlns:cx6="http://schemas.microsoft.com/office/drawing/2016/5/12/chartex" xmlns:cx7="http://schemas.microsoft.com/office/drawing/2016/5/13/chartex" xmlns:cx8="http://schemas.microsoft.com/office/drawing/2016/5/14/chartex" xmlns:mc="http://schemas.openxmlformats.org/markup-compatibility/2006" xmlns:aink="http://schemas.microsoft.com/office/drawing/2016/ink" xmlns:am3d="http://schemas.microsoft.com/office/drawing/2017/model3d" xmlns:o="urn:schemas-microsoft-com:office:office" xmlns:oel="http://schemas.microsoft.com/office/2019/extlst" xmlns:r="http://schemas.openxmlformats.org/officeDocument/2006/relationships" xmlns:m="http://schemas.openxmlformats.org/officeDocument/2006/math" xmlns:v="urn:schemas-microsoft-com:vml" xmlns:wp14="http://schemas.microsoft.com/office/word/2010/wordprocessingDrawing" xmlns:wp="http://schemas.openxmlformats.org/drawingml/2006/wordprocessingDrawing" xmlns:w10="urn:schemas-microsoft-com:office:word" xmlns:w="http://schemas.openxmlformats.org/wordprocessingml/2006/main" xmlns:w14="http://schemas.microsoft.com/office/word/2010/wordml" xmlns:w15="http://schemas.microsoft.com/office/word/2012/wordml" xmlns:w16cex="http://schemas.microsoft.com/office/word/2018/wordml/cex" xmlns:w16cid="http://schemas.microsoft.com/office/word/2016/wordml/cid" xmlns:w16="http://schemas.microsoft.com/office/word/2018/wordml" xmlns:w16sdtdh="http://schemas.microsoft.com/office/word/2020/wordml/sdtdatahash" xmlns:w16se="http://schemas.microsoft.com/office/word/2015/wordml/symex" xmlns:wpg="http://schemas.microsoft.com/office/word/2010/wordprocessingGroup" xmlns:wpi="http://schemas.microsoft.com/office/word/2010/wordprocessingInk" xmlns:wne="http://schemas.microsoft.com/office/word/2006/wordml" xmlns:wps="http://schemas.microsoft.com/office/word/2010/wordprocessingShape" mc:Ignorable="w14 w15 w16se w16cid w16 w16cex w16sdtdh wp14">
+<w:footnotes xmlns:wpc="http://schemas.microsoft.com/office/word/2010/wordprocessingCanvas" xmlns:cx="http://schemas.microsoft.com/office/drawing/2014/chartex" xmlns:cx1="http://schemas.microsoft.com/office/drawing/2015/9/8/chartex" xmlns:cx2="http://schemas.microsoft.com/office/drawing/2015/10/21/chartex" xmlns:cx3="http://schemas.microsoft.com/office/drawing/2016/5/9/chartex" xmlns:cx4="http://schemas.microsoft.com/office/drawing/2016/5/10/chartex" xmlns:cx5="http://schemas.microsoft.com/office/drawing/2016/5/11/chartex" xmlns:cx6="http://schemas.microsoft.com/office/drawing/2016/5/12/chartex" xmlns:cx7="http://schemas.microsoft.com/office/drawing/2016/5/13/chartex" xmlns:cx8="http://schemas.microsoft.com/office/drawing/2016/5/14/chartex" xmlns:mc="http://schemas.openxmlformats.org/markup-compatibility/2006" xmlns:aink="http://schemas.microsoft.com/office/drawing/2016/ink" xmlns:am3d="http://schemas.microsoft.com/office/drawing/2017/model3d" xmlns:o="urn:schemas-microsoft-com:office:office" xmlns:oel="http://schemas.microsoft.com/office/2019/extlst" xmlns:r="http://schemas.openxmlformats.org/officeDocument/2006/relationships" xmlns:m="http://schemas.openxmlformats.org/officeDocument/2006/math" xmlns:v="urn:schemas-microsoft-com:vml" xmlns:wp14="http://schemas.microsoft.com/office/word/2010/wordprocessingDrawing" xmlns:wp="http://schemas.openxmlformats.org/drawingml/2006/wordprocessingDrawing" xmlns:w10="urn:schemas-microsoft-com:office:word" xmlns:w="http://schemas.openxmlformats.org/wordprocessingml/2006/main" xmlns:w14="http://schemas.microsoft.com/office/word/2010/wordml" xmlns:w15="http://schemas.microsoft.com/office/word/2012/wordml" xmlns:w16cex="http://schemas.microsoft.com/office/word/2018/wordml/cex" xmlns:w16cid="http://schemas.microsoft.com/office/word/2016/wordml/cid" xmlns:w16="http://schemas.microsoft.com/office/word/2018/wordml" xmlns:w16du="http://schemas.microsoft.com/office/word/2023/wordml/word16du" xmlns:w16sdtdh="http://schemas.microsoft.com/office/word/2020/wordml/sdtdatahash" xmlns:w16se="http://schemas.microsoft.com/office/word/2015/wordml/symex" xmlns:wpg="http://schemas.microsoft.com/office/word/2010/wordprocessingGroup" xmlns:wpi="http://schemas.microsoft.com/office/word/2010/wordprocessingInk" xmlns:wne="http://schemas.microsoft.com/office/word/2006/wordml" xmlns:wps="http://schemas.microsoft.com/office/word/2010/wordprocessingShape" mc:Ignorable="w14 w15 w16se w16cid w16 w16cex w16sdtdh w16du wp14">
   <w:footnote w:type="separator" w:id="-1">
     <w:p>
       <w:pPr>
@@ -2615,7 +2681,7 @@
 </file>
 
 <file path=word/header1.xml><?xml version="1.0" encoding="utf-8"?>
-<w:hdr xmlns:wpc="http://schemas.microsoft.com/office/word/2010/wordprocessingCanvas" xmlns:cx="http://schemas.microsoft.com/office/drawing/2014/chartex" xmlns:cx1="http://schemas.microsoft.com/office/drawing/2015/9/8/chartex" xmlns:cx2="http://schemas.microsoft.com/office/drawing/2015/10/21/chartex" xmlns:cx3="http://schemas.microsoft.com/office/drawing/2016/5/9/chartex" xmlns:cx4="http://schemas.microsoft.com/office/drawing/2016/5/10/chartex" xmlns:cx5="http://schemas.microsoft.com/office/drawing/2016/5/11/chartex" xmlns:cx6="http://schemas.microsoft.com/office/drawing/2016/5/12/chartex" xmlns:cx7="http://schemas.microsoft.com/office/drawing/2016/5/13/chartex" xmlns:cx8="http://schemas.microsoft.com/office/drawing/2016/5/14/chartex" xmlns:mc="http://schemas.openxmlformats.org/markup-compatibility/2006" xmlns:aink="http://schemas.microsoft.com/office/drawing/2016/ink" xmlns:am3d="http://schemas.microsoft.com/office/drawing/2017/model3d" xmlns:o="urn:schemas-microsoft-com:office:office" xmlns:oel="http://schemas.microsoft.com/office/2019/extlst" xmlns:r="http://schemas.openxmlformats.org/officeDocument/2006/relationships" xmlns:m="http://schemas.openxmlformats.org/officeDocument/2006/math" xmlns:v="urn:schemas-microsoft-com:vml" xmlns:wp14="http://schemas.microsoft.com/office/word/2010/wordprocessingDrawing" xmlns:wp="http://schemas.openxmlformats.org/drawingml/2006/wordprocessingDrawing" xmlns:w10="urn:schemas-microsoft-com:office:word" xmlns:w="http://schemas.openxmlformats.org/wordprocessingml/2006/main" xmlns:w14="http://schemas.microsoft.com/office/word/2010/wordml" xmlns:w15="http://schemas.microsoft.com/office/word/2012/wordml" xmlns:w16cex="http://schemas.microsoft.com/office/word/2018/wordml/cex" xmlns:w16cid="http://schemas.microsoft.com/office/word/2016/wordml/cid" xmlns:w16="http://schemas.microsoft.com/office/word/2018/wordml" xmlns:w16sdtdh="http://schemas.microsoft.com/office/word/2020/wordml/sdtdatahash" xmlns:w16se="http://schemas.microsoft.com/office/word/2015/wordml/symex" xmlns:wpg="http://schemas.microsoft.com/office/word/2010/wordprocessingGroup" xmlns:wpi="http://schemas.microsoft.com/office/word/2010/wordprocessingInk" xmlns:wne="http://schemas.microsoft.com/office/word/2006/wordml" xmlns:wps="http://schemas.microsoft.com/office/word/2010/wordprocessingShape" mc:Ignorable="w14 w15 w16se w16cid w16 w16cex w16sdtdh wp14">
+<w:hdr xmlns:wpc="http://schemas.microsoft.com/office/word/2010/wordprocessingCanvas" xmlns:cx="http://schemas.microsoft.com/office/drawing/2014/chartex" xmlns:cx1="http://schemas.microsoft.com/office/drawing/2015/9/8/chartex" xmlns:cx2="http://schemas.microsoft.com/office/drawing/2015/10/21/chartex" xmlns:cx3="http://schemas.microsoft.com/office/drawing/2016/5/9/chartex" xmlns:cx4="http://schemas.microsoft.com/office/drawing/2016/5/10/chartex" xmlns:cx5="http://schemas.microsoft.com/office/drawing/2016/5/11/chartex" xmlns:cx6="http://schemas.microsoft.com/office/drawing/2016/5/12/chartex" xmlns:cx7="http://schemas.microsoft.com/office/drawing/2016/5/13/chartex" xmlns:cx8="http://schemas.microsoft.com/office/drawing/2016/5/14/chartex" xmlns:mc="http://schemas.openxmlformats.org/markup-compatibility/2006" xmlns:aink="http://schemas.microsoft.com/office/drawing/2016/ink" xmlns:am3d="http://schemas.microsoft.com/office/drawing/2017/model3d" xmlns:o="urn:schemas-microsoft-com:office:office" xmlns:oel="http://schemas.microsoft.com/office/2019/extlst" xmlns:r="http://schemas.openxmlformats.org/officeDocument/2006/relationships" xmlns:m="http://schemas.openxmlformats.org/officeDocument/2006/math" xmlns:v="urn:schemas-microsoft-com:vml" xmlns:wp14="http://schemas.microsoft.com/office/word/2010/wordprocessingDrawing" xmlns:wp="http://schemas.openxmlformats.org/drawingml/2006/wordprocessingDrawing" xmlns:w10="urn:schemas-microsoft-com:office:word" xmlns:w="http://schemas.openxmlformats.org/wordprocessingml/2006/main" xmlns:w14="http://schemas.microsoft.com/office/word/2010/wordml" xmlns:w15="http://schemas.microsoft.com/office/word/2012/wordml" xmlns:w16cex="http://schemas.microsoft.com/office/word/2018/wordml/cex" xmlns:w16cid="http://schemas.microsoft.com/office/word/2016/wordml/cid" xmlns:w16="http://schemas.microsoft.com/office/word/2018/wordml" xmlns:w16du="http://schemas.microsoft.com/office/word/2023/wordml/word16du" xmlns:w16sdtdh="http://schemas.microsoft.com/office/word/2020/wordml/sdtdatahash" xmlns:w16se="http://schemas.microsoft.com/office/word/2015/wordml/symex" xmlns:wpg="http://schemas.microsoft.com/office/word/2010/wordprocessingGroup" xmlns:wpi="http://schemas.microsoft.com/office/word/2010/wordprocessingInk" xmlns:wne="http://schemas.microsoft.com/office/word/2006/wordml" xmlns:wps="http://schemas.microsoft.com/office/word/2010/wordprocessingShape" mc:Ignorable="w14 w15 w16se w16cid w16 w16cex w16sdtdh w16du wp14">
   <w:p>
     <w:pPr>
       <w:pStyle w:val="Header"/>
@@ -2626,7 +2692,7 @@
 </file>
 
 <file path=word/numbering.xml><?xml version="1.0" encoding="utf-8"?>
-<w:numbering xmlns:wpc="http://schemas.microsoft.com/office/word/2010/wordprocessingCanvas" xmlns:cx="http://schemas.microsoft.com/office/drawing/2014/chartex" xmlns:cx1="http://schemas.microsoft.com/office/drawing/2015/9/8/chartex" xmlns:cx2="http://schemas.microsoft.com/office/drawing/2015/10/21/chartex" xmlns:cx3="http://schemas.microsoft.com/office/drawing/2016/5/9/chartex" xmlns:cx4="http://schemas.microsoft.com/office/drawing/2016/5/10/chartex" xmlns:cx5="http://schemas.microsoft.com/office/drawing/2016/5/11/chartex" xmlns:cx6="http://schemas.microsoft.com/office/drawing/2016/5/12/chartex" xmlns:cx7="http://schemas.microsoft.com/office/drawing/2016/5/13/chartex" xmlns:cx8="http://schemas.microsoft.com/office/drawing/2016/5/14/chartex" xmlns:mc="http://schemas.openxmlformats.org/markup-compatibility/2006" xmlns:aink="http://schemas.microsoft.com/office/drawing/2016/ink" xmlns:am3d="http://schemas.microsoft.com/office/drawing/2017/model3d" xmlns:o="urn:schemas-microsoft-com:office:office" xmlns:oel="http://schemas.microsoft.com/office/2019/extlst" xmlns:r="http://schemas.openxmlformats.org/officeDocument/2006/relationships" xmlns:m="http://schemas.openxmlformats.org/officeDocument/2006/math" xmlns:v="urn:schemas-microsoft-com:vml" xmlns:wp14="http://schemas.microsoft.com/office/word/2010/wordprocessingDrawing" xmlns:wp="http://schemas.openxmlformats.org/drawingml/2006/wordprocessingDrawing" xmlns:w10="urn:schemas-microsoft-com:office:word" xmlns:w="http://schemas.openxmlformats.org/wordprocessingml/2006/main" xmlns:w14="http://schemas.microsoft.com/office/word/2010/wordml" xmlns:w15="http://schemas.microsoft.com/office/word/2012/wordml" xmlns:w16cex="http://schemas.microsoft.com/office/word/2018/wordml/cex" xmlns:w16cid="http://schemas.microsoft.com/office/word/2016/wordml/cid" xmlns:w16="http://schemas.microsoft.com/office/word/2018/wordml" xmlns:w16sdtdh="http://schemas.microsoft.com/office/word/2020/wordml/sdtdatahash" xmlns:w16se="http://schemas.microsoft.com/office/word/2015/wordml/symex" xmlns:wpg="http://schemas.microsoft.com/office/word/2010/wordprocessingGroup" xmlns:wpi="http://schemas.microsoft.com/office/word/2010/wordprocessingInk" xmlns:wne="http://schemas.microsoft.com/office/word/2006/wordml" xmlns:wps="http://schemas.microsoft.com/office/word/2010/wordprocessingShape" mc:Ignorable="w14 w15 w16se w16cid w16 w16cex w16sdtdh wp14">
+<w:numbering xmlns:wpc="http://schemas.microsoft.com/office/word/2010/wordprocessingCanvas" xmlns:cx="http://schemas.microsoft.com/office/drawing/2014/chartex" xmlns:cx1="http://schemas.microsoft.com/office/drawing/2015/9/8/chartex" xmlns:cx2="http://schemas.microsoft.com/office/drawing/2015/10/21/chartex" xmlns:cx3="http://schemas.microsoft.com/office/drawing/2016/5/9/chartex" xmlns:cx4="http://schemas.microsoft.com/office/drawing/2016/5/10/chartex" xmlns:cx5="http://schemas.microsoft.com/office/drawing/2016/5/11/chartex" xmlns:cx6="http://schemas.microsoft.com/office/drawing/2016/5/12/chartex" xmlns:cx7="http://schemas.microsoft.com/office/drawing/2016/5/13/chartex" xmlns:cx8="http://schemas.microsoft.com/office/drawing/2016/5/14/chartex" xmlns:mc="http://schemas.openxmlformats.org/markup-compatibility/2006" xmlns:aink="http://schemas.microsoft.com/office/drawing/2016/ink" xmlns:am3d="http://schemas.microsoft.com/office/drawing/2017/model3d" xmlns:o="urn:schemas-microsoft-com:office:office" xmlns:oel="http://schemas.microsoft.com/office/2019/extlst" xmlns:r="http://schemas.openxmlformats.org/officeDocument/2006/relationships" xmlns:m="http://schemas.openxmlformats.org/officeDocument/2006/math" xmlns:v="urn:schemas-microsoft-com:vml" xmlns:wp14="http://schemas.microsoft.com/office/word/2010/wordprocessingDrawing" xmlns:wp="http://schemas.openxmlformats.org/drawingml/2006/wordprocessingDrawing" xmlns:w10="urn:schemas-microsoft-com:office:word" xmlns:w="http://schemas.openxmlformats.org/wordprocessingml/2006/main" xmlns:w14="http://schemas.microsoft.com/office/word/2010/wordml" xmlns:w15="http://schemas.microsoft.com/office/word/2012/wordml" xmlns:w16cex="http://schemas.microsoft.com/office/word/2018/wordml/cex" xmlns:w16cid="http://schemas.microsoft.com/office/word/2016/wordml/cid" xmlns:w16="http://schemas.microsoft.com/office/word/2018/wordml" xmlns:w16du="http://schemas.microsoft.com/office/word/2023/wordml/word16du" xmlns:w16sdtdh="http://schemas.microsoft.com/office/word/2020/wordml/sdtdatahash" xmlns:w16se="http://schemas.microsoft.com/office/word/2015/wordml/symex" xmlns:wpg="http://schemas.microsoft.com/office/word/2010/wordprocessingGroup" xmlns:wpi="http://schemas.microsoft.com/office/word/2010/wordprocessingInk" xmlns:wne="http://schemas.microsoft.com/office/word/2006/wordml" xmlns:wps="http://schemas.microsoft.com/office/word/2010/wordprocessingShape" mc:Ignorable="w14 w15 w16se w16cid w16 w16cex w16sdtdh w16du wp14">
   <w:abstractNum w:abstractNumId="0" w15:restartNumberingAfterBreak="0">
     <w:nsid w:val="13A00DEC"/>
     <w:multiLevelType w:val="hybridMultilevel"/>
@@ -3090,7 +3156,7 @@
 </file>
 
 <file path=word/styles.xml><?xml version="1.0" encoding="utf-8"?>
-<w:styles xmlns:mc="http://schemas.openxmlformats.org/markup-compatibility/2006" xmlns:r="http://schemas.openxmlformats.org/officeDocument/2006/relationships" xmlns:w="http://schemas.openxmlformats.org/wordprocessingml/2006/main" xmlns:w14="http://schemas.microsoft.com/office/word/2010/wordml" xmlns:w15="http://schemas.microsoft.com/office/word/2012/wordml" xmlns:w16cex="http://schemas.microsoft.com/office/word/2018/wordml/cex" xmlns:w16cid="http://schemas.microsoft.com/office/word/2016/wordml/cid" xmlns:w16="http://schemas.microsoft.com/office/word/2018/wordml" xmlns:w16sdtdh="http://schemas.microsoft.com/office/word/2020/wordml/sdtdatahash" xmlns:w16se="http://schemas.microsoft.com/office/word/2015/wordml/symex" mc:Ignorable="w14 w15 w16se w16cid w16 w16cex w16sdtdh">
+<w:styles xmlns:mc="http://schemas.openxmlformats.org/markup-compatibility/2006" xmlns:r="http://schemas.openxmlformats.org/officeDocument/2006/relationships" xmlns:w="http://schemas.openxmlformats.org/wordprocessingml/2006/main" xmlns:w14="http://schemas.microsoft.com/office/word/2010/wordml" xmlns:w15="http://schemas.microsoft.com/office/word/2012/wordml" xmlns:w16cex="http://schemas.microsoft.com/office/word/2018/wordml/cex" xmlns:w16cid="http://schemas.microsoft.com/office/word/2016/wordml/cid" xmlns:w16="http://schemas.microsoft.com/office/word/2018/wordml" xmlns:w16du="http://schemas.microsoft.com/office/word/2023/wordml/word16du" xmlns:w16sdtdh="http://schemas.microsoft.com/office/word/2020/wordml/sdtdatahash" xmlns:w16se="http://schemas.microsoft.com/office/word/2015/wordml/symex" mc:Ignorable="w14 w15 w16se w16cid w16 w16cex w16sdtdh w16du">
   <w:docDefaults>
     <w:rPrDefault>
       <w:rPr>

--- a/Courses/Software-Sciences/IT-Module-3-Web-Design/10-HTML-Elements/10-HTML-Elements-Exercises.docx
+++ b/Courses/Software-Sciences/IT-Module-3-Web-Design/10-HTML-Elements/10-HTML-Elements-Exercises.docx
@@ -1,6 +1,6 @@
 
 <file path=word/document.xml><?xml version="1.0" encoding="utf-8"?>
-<w:document xmlns:wpc="http://schemas.microsoft.com/office/word/2010/wordprocessingCanvas" xmlns:cx="http://schemas.microsoft.com/office/drawing/2014/chartex" xmlns:cx1="http://schemas.microsoft.com/office/drawing/2015/9/8/chartex" xmlns:cx2="http://schemas.microsoft.com/office/drawing/2015/10/21/chartex" xmlns:cx3="http://schemas.microsoft.com/office/drawing/2016/5/9/chartex" xmlns:cx4="http://schemas.microsoft.com/office/drawing/2016/5/10/chartex" xmlns:cx5="http://schemas.microsoft.com/office/drawing/2016/5/11/chartex" xmlns:cx6="http://schemas.microsoft.com/office/drawing/2016/5/12/chartex" xmlns:cx7="http://schemas.microsoft.com/office/drawing/2016/5/13/chartex" xmlns:cx8="http://schemas.microsoft.com/office/drawing/2016/5/14/chartex" xmlns:mc="http://schemas.openxmlformats.org/markup-compatibility/2006" xmlns:aink="http://schemas.microsoft.com/office/drawing/2016/ink" xmlns:am3d="http://schemas.microsoft.com/office/drawing/2017/model3d" xmlns:o="urn:schemas-microsoft-com:office:office" xmlns:oel="http://schemas.microsoft.com/office/2019/extlst" xmlns:r="http://schemas.openxmlformats.org/officeDocument/2006/relationships" xmlns:m="http://schemas.openxmlformats.org/officeDocument/2006/math" xmlns:v="urn:schemas-microsoft-com:vml" xmlns:wp14="http://schemas.microsoft.com/office/word/2010/wordprocessingDrawing" xmlns:wp="http://schemas.openxmlformats.org/drawingml/2006/wordprocessingDrawing" xmlns:w10="urn:schemas-microsoft-com:office:word" xmlns:w="http://schemas.openxmlformats.org/wordprocessingml/2006/main" xmlns:w14="http://schemas.microsoft.com/office/word/2010/wordml" xmlns:w15="http://schemas.microsoft.com/office/word/2012/wordml" xmlns:w16cex="http://schemas.microsoft.com/office/word/2018/wordml/cex" xmlns:w16cid="http://schemas.microsoft.com/office/word/2016/wordml/cid" xmlns:w16="http://schemas.microsoft.com/office/word/2018/wordml" xmlns:w16du="http://schemas.microsoft.com/office/word/2023/wordml/word16du" xmlns:w16sdtdh="http://schemas.microsoft.com/office/word/2020/wordml/sdtdatahash" xmlns:w16se="http://schemas.microsoft.com/office/word/2015/wordml/symex" xmlns:wpg="http://schemas.microsoft.com/office/word/2010/wordprocessingGroup" xmlns:wpi="http://schemas.microsoft.com/office/word/2010/wordprocessingInk" xmlns:wne="http://schemas.microsoft.com/office/word/2006/wordml" xmlns:wps="http://schemas.microsoft.com/office/word/2010/wordprocessingShape" mc:Ignorable="w14 w15 w16se w16cid w16 w16cex w16sdtdh w16du wp14">
+<w:document xmlns:wpc="http://schemas.microsoft.com/office/word/2010/wordprocessingCanvas" xmlns:cx="http://schemas.microsoft.com/office/drawing/2014/chartex" xmlns:cx1="http://schemas.microsoft.com/office/drawing/2015/9/8/chartex" xmlns:cx2="http://schemas.microsoft.com/office/drawing/2015/10/21/chartex" xmlns:cx3="http://schemas.microsoft.com/office/drawing/2016/5/9/chartex" xmlns:cx4="http://schemas.microsoft.com/office/drawing/2016/5/10/chartex" xmlns:cx5="http://schemas.microsoft.com/office/drawing/2016/5/11/chartex" xmlns:cx6="http://schemas.microsoft.com/office/drawing/2016/5/12/chartex" xmlns:cx7="http://schemas.microsoft.com/office/drawing/2016/5/13/chartex" xmlns:cx8="http://schemas.microsoft.com/office/drawing/2016/5/14/chartex" xmlns:mc="http://schemas.openxmlformats.org/markup-compatibility/2006" xmlns:aink="http://schemas.microsoft.com/office/drawing/2016/ink" xmlns:am3d="http://schemas.microsoft.com/office/drawing/2017/model3d" xmlns:o="urn:schemas-microsoft-com:office:office" xmlns:oel="http://schemas.microsoft.com/office/2019/extlst" xmlns:r="http://schemas.openxmlformats.org/officeDocument/2006/relationships" xmlns:m="http://schemas.openxmlformats.org/officeDocument/2006/math" xmlns:v="urn:schemas-microsoft-com:vml" xmlns:wp14="http://schemas.microsoft.com/office/word/2010/wordprocessingDrawing" xmlns:wp="http://schemas.openxmlformats.org/drawingml/2006/wordprocessingDrawing" xmlns:w10="urn:schemas-microsoft-com:office:word" xmlns:w="http://schemas.openxmlformats.org/wordprocessingml/2006/main" xmlns:w14="http://schemas.microsoft.com/office/word/2010/wordml" xmlns:w15="http://schemas.microsoft.com/office/word/2012/wordml" xmlns:w16cex="http://schemas.microsoft.com/office/word/2018/wordml/cex" xmlns:w16cid="http://schemas.microsoft.com/office/word/2016/wordml/cid" xmlns:w16="http://schemas.microsoft.com/office/word/2018/wordml" xmlns:w16sdtdh="http://schemas.microsoft.com/office/word/2020/wordml/sdtdatahash" xmlns:w16se="http://schemas.microsoft.com/office/word/2015/wordml/symex" xmlns:wpg="http://schemas.microsoft.com/office/word/2010/wordprocessingGroup" xmlns:wpi="http://schemas.microsoft.com/office/word/2010/wordprocessingInk" xmlns:wne="http://schemas.microsoft.com/office/word/2006/wordml" xmlns:wps="http://schemas.microsoft.com/office/word/2010/wordprocessingShape" mc:Ignorable="w14 w15 w16se w16cid w16 w16cex w16sdtdh wp14">
   <w:body>
     <w:p>
       <w:pPr>
@@ -99,7 +99,7 @@
           <w:noProof/>
         </w:rPr>
         <w:drawing>
-          <wp:inline distT="0" distB="0" distL="0" distR="0" wp14:anchorId="73F5C6D6" wp14:editId="3AAE117D">
+          <wp:inline distT="0" distB="0" distL="0" distR="0" wp14:anchorId="73F5C6D6" wp14:editId="19DAE4F1">
             <wp:extent cx="1065886" cy="497260"/>
             <wp:effectExtent l="0" t="0" r="1270" b="0"/>
             <wp:docPr id="470543985" name="Picture 1"/>
@@ -706,225 +706,104 @@
         </w:numPr>
         <w:spacing w:after="0"/>
         <w:rPr>
-          <w:highlight w:val="yellow"/>
-          <w:lang w:val="bg-BG"/>
-        </w:rPr>
-      </w:pPr>
-      <w:r>
-        <w:rPr>
-          <w:highlight w:val="yellow"/>
-          <w:lang w:val="bg-BG"/>
-        </w:rPr>
-        <w:t>Създа</w:t>
-      </w:r>
-      <w:r>
-        <w:rPr>
-          <w:highlight w:val="yellow"/>
-          <w:lang w:val="bg-BG"/>
-        </w:rPr>
-        <w:t>йте</w:t>
-      </w:r>
-      <w:r>
-        <w:rPr>
-          <w:highlight w:val="yellow"/>
-          <w:lang w:val="bg-BG"/>
-        </w:rPr>
-        <w:t xml:space="preserve"> </w:t>
-      </w:r>
-      <w:r>
-        <w:rPr>
-          <w:b/>
-          <w:bCs/>
-          <w:highlight w:val="yellow"/>
-          <w:lang w:val="bg-BG"/>
-        </w:rPr>
-        <w:t>нов файл</w:t>
-      </w:r>
-      <w:r>
-        <w:rPr>
-          <w:highlight w:val="yellow"/>
-          <w:lang w:val="bg-BG"/>
-        </w:rPr>
-        <w:t xml:space="preserve"> с </w:t>
-      </w:r>
-      <w:r>
-        <w:rPr>
-          <w:b/>
-          <w:bCs/>
-          <w:highlight w:val="yellow"/>
-          <w:lang w:val="bg-BG"/>
-        </w:rPr>
-        <w:t>разширение</w:t>
-      </w:r>
-      <w:r>
-        <w:rPr>
-          <w:highlight w:val="yellow"/>
-          <w:lang w:val="bg-BG"/>
-        </w:rPr>
-        <w:t xml:space="preserve"> </w:t>
-      </w:r>
-      <w:r>
-        <w:rPr>
-          <w:rFonts w:ascii="Consolas" w:hAnsi="Consolas" w:cs="Consolas"/>
-          <w:b/>
-          <w:bCs/>
-          <w:highlight w:val="yellow"/>
-          <w:lang w:val="bg-BG"/>
-        </w:rPr>
-        <w:t>.</w:t>
-      </w:r>
-      <w:r>
-        <w:rPr>
-          <w:rFonts w:ascii="Consolas" w:hAnsi="Consolas" w:cs="Consolas"/>
-          <w:b/>
-          <w:bCs/>
-          <w:highlight w:val="yellow"/>
-        </w:rPr>
-        <w:t>html</w:t>
-      </w:r>
-      <w:r>
-        <w:rPr>
-          <w:highlight w:val="yellow"/>
-          <w:lang w:val="bg-BG"/>
-        </w:rPr>
-        <w:t xml:space="preserve">, например </w:t>
-      </w:r>
-      <w:r>
-        <w:rPr>
-          <w:rFonts w:ascii="Consolas" w:hAnsi="Consolas" w:cs="Consolas"/>
-          <w:b/>
-          <w:bCs/>
-          <w:highlight w:val="yellow"/>
-          <w:lang w:val="bg-BG"/>
-        </w:rPr>
-        <w:t>i</w:t>
-      </w:r>
-      <w:r>
-        <w:rPr>
-          <w:rFonts w:ascii="Consolas" w:hAnsi="Consolas" w:cs="Consolas"/>
-          <w:b/>
-          <w:bCs/>
-          <w:highlight w:val="yellow"/>
-        </w:rPr>
-        <w:t>ndex</w:t>
-      </w:r>
-      <w:r>
-        <w:rPr>
-          <w:rFonts w:ascii="Consolas" w:hAnsi="Consolas" w:cs="Consolas"/>
-          <w:b/>
-          <w:bCs/>
-          <w:highlight w:val="yellow"/>
-          <w:lang w:val="bg-BG"/>
-        </w:rPr>
-        <w:t>.</w:t>
-      </w:r>
-      <w:r>
-        <w:rPr>
-          <w:rFonts w:ascii="Consolas" w:hAnsi="Consolas" w:cs="Consolas"/>
-          <w:b/>
-          <w:bCs/>
-          <w:highlight w:val="yellow"/>
-        </w:rPr>
-        <w:t>html</w:t>
-      </w:r>
-      <w:r>
-        <w:rPr>
-          <w:highlight w:val="yellow"/>
-          <w:lang w:val="bg-BG"/>
-        </w:rPr>
-        <w:t>. Отв</w:t>
-      </w:r>
-      <w:r>
-        <w:rPr>
-          <w:highlight w:val="yellow"/>
-          <w:lang w:val="bg-BG"/>
-        </w:rPr>
-        <w:t>орете</w:t>
-      </w:r>
-      <w:r>
-        <w:rPr>
-          <w:highlight w:val="yellow"/>
-          <w:lang w:val="bg-BG"/>
-        </w:rPr>
-        <w:t xml:space="preserve"> </w:t>
-      </w:r>
-      <w:r>
-        <w:rPr>
-          <w:b/>
-          <w:bCs/>
-          <w:highlight w:val="yellow"/>
-          <w:lang w:val="bg-BG"/>
-        </w:rPr>
-        <w:t>файла</w:t>
-      </w:r>
-      <w:r>
-        <w:rPr>
-          <w:highlight w:val="yellow"/>
-          <w:lang w:val="bg-BG"/>
-        </w:rPr>
-        <w:t xml:space="preserve"> в </w:t>
-      </w:r>
-      <w:r>
-        <w:rPr>
-          <w:b/>
-          <w:bCs/>
-          <w:highlight w:val="yellow"/>
-          <w:lang w:val="bg-BG"/>
-        </w:rPr>
-        <w:t>текстов редактор</w:t>
-      </w:r>
-      <w:r>
-        <w:rPr>
-          <w:highlight w:val="yellow"/>
-          <w:lang w:val="bg-BG"/>
-        </w:rPr>
-        <w:t xml:space="preserve"> по избор, например </w:t>
-      </w:r>
-      <w:r>
-        <w:rPr>
-          <w:b/>
-          <w:bCs/>
-          <w:highlight w:val="yellow"/>
-        </w:rPr>
-        <w:t>VS</w:t>
-      </w:r>
-      <w:r>
-        <w:rPr>
-          <w:b/>
-          <w:bCs/>
-          <w:highlight w:val="yellow"/>
-          <w:lang w:val="bg-BG"/>
-        </w:rPr>
-        <w:t xml:space="preserve"> </w:t>
-      </w:r>
-      <w:r>
-        <w:rPr>
-          <w:b/>
-          <w:bCs/>
-          <w:highlight w:val="yellow"/>
-        </w:rPr>
-        <w:t>Code</w:t>
-      </w:r>
-      <w:r>
-        <w:rPr>
-          <w:highlight w:val="yellow"/>
-          <w:lang w:val="bg-BG"/>
-        </w:rPr>
-        <w:t>.</w:t>
-      </w:r>
-    </w:p>
-    <w:p>
-      <w:pPr>
-        <w:spacing w:after="0"/>
+          <w:lang w:val="bg-BG"/>
+        </w:rPr>
       </w:pPr>
       <w:r>
         <w:rPr>
           <w:noProof/>
         </w:rPr>
+        <mc:AlternateContent>
+          <mc:Choice Requires="wps">
+            <w:drawing>
+              <wp:anchor distT="0" distB="0" distL="114300" distR="114300" simplePos="0" relativeHeight="251662336" behindDoc="0" locked="0" layoutInCell="1" allowOverlap="1" wp14:anchorId="53423E54" wp14:editId="7F117A95">
+                <wp:simplePos x="0" y="0"/>
+                <wp:positionH relativeFrom="column">
+                  <wp:posOffset>3096343</wp:posOffset>
+                </wp:positionH>
+                <wp:positionV relativeFrom="paragraph">
+                  <wp:posOffset>1386260</wp:posOffset>
+                </wp:positionV>
+                <wp:extent cx="537907" cy="374855"/>
+                <wp:effectExtent l="12700" t="38100" r="20955" b="44450"/>
+                <wp:wrapNone/>
+                <wp:docPr id="1966454879" name="Arrow: Right 10"/>
+                <wp:cNvGraphicFramePr/>
+                <a:graphic xmlns:a="http://schemas.openxmlformats.org/drawingml/2006/main">
+                  <a:graphicData uri="http://schemas.microsoft.com/office/word/2010/wordprocessingShape">
+                    <wps:wsp>
+                      <wps:cNvSpPr/>
+                      <wps:spPr>
+                        <a:xfrm>
+                          <a:off x="0" y="0"/>
+                          <a:ext cx="537907" cy="374855"/>
+                        </a:xfrm>
+                        <a:prstGeom prst="rightArrow">
+                          <a:avLst/>
+                        </a:prstGeom>
+                        <a:solidFill>
+                          <a:srgbClr val="234465"/>
+                        </a:solidFill>
+                        <a:ln w="25400" cap="flat" cmpd="sng" algn="ctr">
+                          <a:solidFill>
+                            <a:srgbClr val="234465"/>
+                          </a:solidFill>
+                          <a:prstDash val="solid"/>
+                        </a:ln>
+                        <a:effectLst/>
+                      </wps:spPr>
+                      <wps:bodyPr rtlCol="0" anchor="ctr"/>
+                    </wps:wsp>
+                  </a:graphicData>
+                </a:graphic>
+                <wp14:sizeRelH relativeFrom="margin">
+                  <wp14:pctWidth>0</wp14:pctWidth>
+                </wp14:sizeRelH>
+                <wp14:sizeRelV relativeFrom="margin">
+                  <wp14:pctHeight>0</wp14:pctHeight>
+                </wp14:sizeRelV>
+              </wp:anchor>
+            </w:drawing>
+          </mc:Choice>
+          <mc:Fallback>
+            <w:pict>
+              <v:shapetype w14:anchorId="3465A808" id="_x0000_t13" coordsize="21600,21600" o:spt="13" adj="16200,5400" path="m@0,l@0@1,0@1,0@2@0@2@0,21600,21600,10800xe">
+                <v:stroke joinstyle="miter"/>
+                <v:formulas>
+                  <v:f eqn="val #0"/>
+                  <v:f eqn="val #1"/>
+                  <v:f eqn="sum height 0 #1"/>
+                  <v:f eqn="sum 10800 0 #1"/>
+                  <v:f eqn="sum width 0 #0"/>
+                  <v:f eqn="prod @4 @3 10800"/>
+                  <v:f eqn="sum width 0 @5"/>
+                </v:formulas>
+                <v:path o:connecttype="custom" o:connectlocs="@0,0;0,10800;@0,21600;21600,10800" o:connectangles="270,180,90,0" textboxrect="0,@1,@6,@2"/>
+                <v:handles>
+                  <v:h position="#0,#1" xrange="0,21600" yrange="0,10800"/>
+                </v:handles>
+              </v:shapetype>
+              <v:shape id="Arrow: Right 10" o:spid="_x0000_s1026" type="#_x0000_t13" style="position:absolute;margin-left:243.8pt;margin-top:109.15pt;width:42.35pt;height:29.5pt;z-index:251662336;visibility:visible;mso-wrap-style:square;mso-width-percent:0;mso-height-percent:0;mso-wrap-distance-left:9pt;mso-wrap-distance-top:0;mso-wrap-distance-right:9pt;mso-wrap-distance-bottom:0;mso-position-horizontal:absolute;mso-position-horizontal-relative:text;mso-position-vertical:absolute;mso-position-vertical-relative:text;mso-width-percent:0;mso-height-percent:0;mso-width-relative:margin;mso-height-relative:margin;v-text-anchor:middle" o:gfxdata="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" adj="14074" fillcolor="#234465" strokecolor="#234465" strokeweight="2pt"/>
+            </w:pict>
+          </mc:Fallback>
+        </mc:AlternateContent>
+      </w:r>
+      <w:r>
+        <w:rPr>
+          <w:noProof/>
+        </w:rPr>
         <w:drawing>
-          <wp:inline distT="0" distB="0" distL="0" distR="0" wp14:anchorId="5F9717DF" wp14:editId="1E067CB6">
-            <wp:extent cx="3329245" cy="2233543"/>
-            <wp:effectExtent l="12700" t="12700" r="11430" b="14605"/>
+          <wp:anchor distT="0" distB="0" distL="114300" distR="114300" simplePos="0" relativeHeight="251660288" behindDoc="1" locked="0" layoutInCell="1" allowOverlap="1" wp14:anchorId="5F9717DF" wp14:editId="1AE1C4BE">
+            <wp:simplePos x="0" y="0"/>
+            <wp:positionH relativeFrom="column">
+              <wp:posOffset>3526790</wp:posOffset>
+            </wp:positionH>
+            <wp:positionV relativeFrom="paragraph">
+              <wp:posOffset>517249</wp:posOffset>
+            </wp:positionV>
+            <wp:extent cx="3162300" cy="2121535"/>
+            <wp:effectExtent l="12700" t="12700" r="12700" b="12065"/>
+            <wp:wrapTopAndBottom/>
             <wp:docPr id="1451490670" name="Picture 1"/>
             <wp:cNvGraphicFramePr>
               <a:graphicFrameLocks xmlns:a="http://schemas.openxmlformats.org/drawingml/2006/main" noChangeAspect="1"/>
@@ -951,7 +830,7 @@
                   <pic:spPr>
                     <a:xfrm>
                       <a:off x="0" y="0"/>
-                      <a:ext cx="3408163" cy="2286488"/>
+                      <a:ext cx="3162300" cy="2121535"/>
                     </a:xfrm>
                     <a:prstGeom prst="rect">
                       <a:avLst/>
@@ -967,13 +846,242 @@
                 </pic:pic>
               </a:graphicData>
             </a:graphic>
-          </wp:inline>
+            <wp14:sizeRelH relativeFrom="page">
+              <wp14:pctWidth>0</wp14:pctWidth>
+            </wp14:sizeRelH>
+            <wp14:sizeRelV relativeFrom="page">
+              <wp14:pctHeight>0</wp14:pctHeight>
+            </wp14:sizeRelV>
+          </wp:anchor>
         </w:drawing>
+      </w:r>
+      <w:r>
+        <w:rPr>
+          <w:noProof/>
+          <w:lang w:val="bg-BG"/>
+        </w:rPr>
+        <w:drawing>
+          <wp:anchor distT="0" distB="0" distL="114300" distR="114300" simplePos="0" relativeHeight="251661312" behindDoc="0" locked="0" layoutInCell="1" allowOverlap="1" wp14:anchorId="5D944CF6" wp14:editId="5C82F7C9">
+            <wp:simplePos x="0" y="0"/>
+            <wp:positionH relativeFrom="column">
+              <wp:posOffset>46355</wp:posOffset>
+            </wp:positionH>
+            <wp:positionV relativeFrom="paragraph">
+              <wp:posOffset>512500</wp:posOffset>
+            </wp:positionV>
+            <wp:extent cx="3081655" cy="2077720"/>
+            <wp:effectExtent l="12700" t="12700" r="17145" b="17780"/>
+            <wp:wrapTopAndBottom/>
+            <wp:docPr id="216755999" name="Picture 1"/>
+            <wp:cNvGraphicFramePr>
+              <a:graphicFrameLocks xmlns:a="http://schemas.openxmlformats.org/drawingml/2006/main" noChangeAspect="1"/>
+            </wp:cNvGraphicFramePr>
+            <a:graphic xmlns:a="http://schemas.openxmlformats.org/drawingml/2006/main">
+              <a:graphicData uri="http://schemas.openxmlformats.org/drawingml/2006/picture">
+                <pic:pic xmlns:pic="http://schemas.openxmlformats.org/drawingml/2006/picture">
+                  <pic:nvPicPr>
+                    <pic:cNvPr id="216755999" name="Picture 216755999"/>
+                    <pic:cNvPicPr/>
+                  </pic:nvPicPr>
+                  <pic:blipFill>
+                    <a:blip r:embed="rId10" cstate="print">
+                      <a:extLst>
+                        <a:ext uri="{28A0092B-C50C-407E-A947-70E740481C1C}">
+                          <a14:useLocalDpi xmlns:a14="http://schemas.microsoft.com/office/drawing/2010/main" val="0"/>
+                        </a:ext>
+                      </a:extLst>
+                    </a:blip>
+                    <a:stretch>
+                      <a:fillRect/>
+                    </a:stretch>
+                  </pic:blipFill>
+                  <pic:spPr>
+                    <a:xfrm>
+                      <a:off x="0" y="0"/>
+                      <a:ext cx="3081655" cy="2077720"/>
+                    </a:xfrm>
+                    <a:prstGeom prst="rect">
+                      <a:avLst/>
+                    </a:prstGeom>
+                    <a:ln>
+                      <a:solidFill>
+                        <a:schemeClr val="bg1">
+                          <a:lumMod val="75000"/>
+                        </a:schemeClr>
+                      </a:solidFill>
+                    </a:ln>
+                  </pic:spPr>
+                </pic:pic>
+              </a:graphicData>
+            </a:graphic>
+            <wp14:sizeRelH relativeFrom="page">
+              <wp14:pctWidth>0</wp14:pctWidth>
+            </wp14:sizeRelH>
+            <wp14:sizeRelV relativeFrom="page">
+              <wp14:pctHeight>0</wp14:pctHeight>
+            </wp14:sizeRelV>
+          </wp:anchor>
+        </w:drawing>
+      </w:r>
+      <w:r>
+        <w:rPr>
+          <w:lang w:val="bg-BG"/>
+        </w:rPr>
+        <w:t>Отв</w:t>
+      </w:r>
+      <w:r>
+        <w:rPr>
+          <w:lang w:val="bg-BG"/>
+        </w:rPr>
+        <w:t>орете</w:t>
+      </w:r>
+      <w:r>
+        <w:rPr>
+          <w:lang w:val="bg-BG"/>
+        </w:rPr>
+        <w:t xml:space="preserve"> </w:t>
+      </w:r>
+      <w:r>
+        <w:rPr>
+          <w:b/>
+          <w:bCs/>
+          <w:lang w:val="bg-BG"/>
+        </w:rPr>
+        <w:t>текстов редактор</w:t>
+      </w:r>
+      <w:r>
+        <w:rPr>
+          <w:lang w:val="bg-BG"/>
+        </w:rPr>
+        <w:t xml:space="preserve"> по избор, например </w:t>
+      </w:r>
+      <w:r>
+        <w:rPr>
+          <w:b/>
+          <w:bCs/>
+        </w:rPr>
+        <w:t>VS</w:t>
+      </w:r>
+      <w:r>
+        <w:rPr>
+          <w:b/>
+          <w:bCs/>
+          <w:lang w:val="bg-BG"/>
+        </w:rPr>
+        <w:t xml:space="preserve"> </w:t>
+      </w:r>
+      <w:r>
+        <w:rPr>
+          <w:b/>
+          <w:bCs/>
+        </w:rPr>
+        <w:t>Code</w:t>
+      </w:r>
+      <w:r>
+        <w:rPr>
+          <w:lang w:val="bg-BG"/>
+        </w:rPr>
+        <w:t>.</w:t>
+      </w:r>
+      <w:r>
+        <w:rPr>
+          <w:lang w:val="bg-BG"/>
+        </w:rPr>
+        <w:t xml:space="preserve"> </w:t>
+      </w:r>
+      <w:r>
+        <w:rPr>
+          <w:lang w:val="bg-BG"/>
+        </w:rPr>
+        <w:t xml:space="preserve">Създайте </w:t>
+      </w:r>
+      <w:r>
+        <w:rPr>
+          <w:b/>
+          <w:bCs/>
+          <w:lang w:val="bg-BG"/>
+        </w:rPr>
+        <w:t>нов файл</w:t>
+      </w:r>
+      <w:r>
+        <w:rPr>
+          <w:lang w:val="bg-BG"/>
+        </w:rPr>
+        <w:t xml:space="preserve"> с </w:t>
+      </w:r>
+      <w:r>
+        <w:rPr>
+          <w:b/>
+          <w:bCs/>
+          <w:lang w:val="bg-BG"/>
+        </w:rPr>
+        <w:t>разширение</w:t>
+      </w:r>
+      <w:r>
+        <w:rPr>
+          <w:lang w:val="bg-BG"/>
+        </w:rPr>
+        <w:t xml:space="preserve"> </w:t>
+      </w:r>
+      <w:r>
+        <w:rPr>
+          <w:rFonts w:ascii="Consolas" w:hAnsi="Consolas" w:cs="Consolas"/>
+          <w:b/>
+          <w:bCs/>
+          <w:lang w:val="bg-BG"/>
+        </w:rPr>
+        <w:t>.</w:t>
+      </w:r>
+      <w:r>
+        <w:rPr>
+          <w:rFonts w:ascii="Consolas" w:hAnsi="Consolas" w:cs="Consolas"/>
+          <w:b/>
+          <w:bCs/>
+        </w:rPr>
+        <w:t>html</w:t>
+      </w:r>
+      <w:r>
+        <w:rPr>
+          <w:lang w:val="bg-BG"/>
+        </w:rPr>
+        <w:t xml:space="preserve">, например </w:t>
+      </w:r>
+      <w:r>
+        <w:rPr>
+          <w:rFonts w:ascii="Consolas" w:hAnsi="Consolas" w:cs="Consolas"/>
+          <w:b/>
+          <w:bCs/>
+        </w:rPr>
+        <w:t>index.</w:t>
+      </w:r>
+      <w:r>
+        <w:rPr>
+          <w:rFonts w:ascii="Consolas" w:hAnsi="Consolas" w:cs="Consolas"/>
+          <w:b/>
+          <w:bCs/>
+        </w:rPr>
+        <w:t>html</w:t>
+      </w:r>
+      <w:r>
+        <w:rPr>
+          <w:lang w:val="bg-BG"/>
+        </w:rPr>
+        <w:t>.</w:t>
+      </w:r>
+      <w:r>
+        <w:rPr>
+          <w:noProof/>
+          <w:lang w:val="bg-BG"/>
+        </w:rPr>
+        <w:t xml:space="preserve"> </w:t>
       </w:r>
     </w:p>
     <w:p>
       <w:pPr>
         <w:spacing w:after="0"/>
+        <w:rPr>
+          <w:lang w:val="bg-BG"/>
+        </w:rPr>
       </w:pPr>
     </w:p>
     <w:p>
@@ -1055,7 +1163,7 @@
                     <pic:cNvPicPr/>
                   </pic:nvPicPr>
                   <pic:blipFill>
-                    <a:blip r:embed="rId10" cstate="print">
+                    <a:blip r:embed="rId11" cstate="print">
                       <a:extLst>
                         <a:ext uri="{28A0092B-C50C-407E-A947-70E740481C1C}">
                           <a14:useLocalDpi xmlns:a14="http://schemas.microsoft.com/office/drawing/2010/main" val="0"/>
@@ -1167,7 +1275,7 @@
           <w:lang w:val="bg-BG"/>
         </w:rPr>
         <w:drawing>
-          <wp:inline distT="0" distB="0" distL="0" distR="0" wp14:anchorId="483D6C02" wp14:editId="35AC7533">
+          <wp:inline distT="0" distB="0" distL="0" distR="0" wp14:anchorId="483D6C02" wp14:editId="2FB04F31">
             <wp:extent cx="3968123" cy="1844900"/>
             <wp:effectExtent l="12700" t="12700" r="6985" b="9525"/>
             <wp:docPr id="1937982400" name="Picture 3"/>
@@ -1182,7 +1290,7 @@
                     <pic:cNvPicPr/>
                   </pic:nvPicPr>
                   <pic:blipFill>
-                    <a:blip r:embed="rId11" cstate="print">
+                    <a:blip r:embed="rId12" cstate="print">
                       <a:extLst>
                         <a:ext uri="{28A0092B-C50C-407E-A947-70E740481C1C}">
                           <a14:useLocalDpi xmlns:a14="http://schemas.microsoft.com/office/drawing/2010/main" val="0"/>
@@ -1260,7 +1368,7 @@
           <w:lang w:val="bg-BG"/>
         </w:rPr>
         <w:drawing>
-          <wp:inline distT="0" distB="0" distL="0" distR="0" wp14:anchorId="157A0FAA" wp14:editId="0A9949AF">
+          <wp:inline distT="0" distB="0" distL="0" distR="0" wp14:anchorId="157A0FAA" wp14:editId="345B5A9F">
             <wp:extent cx="3819970" cy="5104152"/>
             <wp:effectExtent l="12700" t="12700" r="15875" b="13970"/>
             <wp:docPr id="1289307759" name="Picture 2"/>
@@ -1275,7 +1383,7 @@
                     <pic:cNvPicPr/>
                   </pic:nvPicPr>
                   <pic:blipFill>
-                    <a:blip r:embed="rId12" cstate="print">
+                    <a:blip r:embed="rId13" cstate="print">
                       <a:extLst>
                         <a:ext uri="{28A0092B-C50C-407E-A947-70E740481C1C}">
                           <a14:useLocalDpi xmlns:a14="http://schemas.microsoft.com/office/drawing/2010/main" val="0"/>
@@ -1368,7 +1476,7 @@
           <w:lang w:val="bg-BG"/>
         </w:rPr>
         <w:drawing>
-          <wp:inline distT="0" distB="0" distL="0" distR="0" wp14:anchorId="0851CD83" wp14:editId="3CA7C0B9">
+          <wp:inline distT="0" distB="0" distL="0" distR="0" wp14:anchorId="0851CD83" wp14:editId="691060B8">
             <wp:extent cx="3525259" cy="3673865"/>
             <wp:effectExtent l="12700" t="12700" r="18415" b="9525"/>
             <wp:docPr id="556720300" name="Picture 4"/>
@@ -1383,7 +1491,7 @@
                     <pic:cNvPicPr/>
                   </pic:nvPicPr>
                   <pic:blipFill>
-                    <a:blip r:embed="rId13" cstate="print">
+                    <a:blip r:embed="rId14" cstate="print">
                       <a:extLst>
                         <a:ext uri="{28A0092B-C50C-407E-A947-70E740481C1C}">
                           <a14:useLocalDpi xmlns:a14="http://schemas.microsoft.com/office/drawing/2010/main" val="0"/>
@@ -1444,7 +1552,7 @@
                     <pic:cNvPicPr/>
                   </pic:nvPicPr>
                   <pic:blipFill>
-                    <a:blip r:embed="rId14">
+                    <a:blip r:embed="rId15">
                       <a:extLst>
                         <a:ext uri="{28A0092B-C50C-407E-A947-70E740481C1C}">
                           <a14:useLocalDpi xmlns:a14="http://schemas.microsoft.com/office/drawing/2010/main" val="0"/>
@@ -1479,8 +1587,8 @@
       </w:r>
     </w:p>
     <w:sectPr>
-      <w:headerReference w:type="default" r:id="rId15"/>
-      <w:footerReference w:type="default" r:id="rId16"/>
+      <w:headerReference w:type="default" r:id="rId16"/>
+      <w:footerReference w:type="default" r:id="rId17"/>
       <w:pgSz w:w="11909" w:h="16834" w:code="9"/>
       <w:pgMar w:top="567" w:right="737" w:bottom="680" w:left="737" w:header="567" w:footer="510" w:gutter="0"/>
       <w:cols w:space="720"/>
@@ -1491,7 +1599,7 @@
 </file>
 
 <file path=word/endnotes.xml><?xml version="1.0" encoding="utf-8"?>
-<w:endnotes xmlns:wpc="http://schemas.microsoft.com/office/word/2010/wordprocessingCanvas" xmlns:cx="http://schemas.microsoft.com/office/drawing/2014/chartex" xmlns:cx1="http://schemas.microsoft.com/office/drawing/2015/9/8/chartex" xmlns:cx2="http://schemas.microsoft.com/office/drawing/2015/10/21/chartex" xmlns:cx3="http://schemas.microsoft.com/office/drawing/2016/5/9/chartex" xmlns:cx4="http://schemas.microsoft.com/office/drawing/2016/5/10/chartex" xmlns:cx5="http://schemas.microsoft.com/office/drawing/2016/5/11/chartex" xmlns:cx6="http://schemas.microsoft.com/office/drawing/2016/5/12/chartex" xmlns:cx7="http://schemas.microsoft.com/office/drawing/2016/5/13/chartex" xmlns:cx8="http://schemas.microsoft.com/office/drawing/2016/5/14/chartex" xmlns:mc="http://schemas.openxmlformats.org/markup-compatibility/2006" xmlns:aink="http://schemas.microsoft.com/office/drawing/2016/ink" xmlns:am3d="http://schemas.microsoft.com/office/drawing/2017/model3d" xmlns:o="urn:schemas-microsoft-com:office:office" xmlns:oel="http://schemas.microsoft.com/office/2019/extlst" xmlns:r="http://schemas.openxmlformats.org/officeDocument/2006/relationships" xmlns:m="http://schemas.openxmlformats.org/officeDocument/2006/math" xmlns:v="urn:schemas-microsoft-com:vml" xmlns:wp14="http://schemas.microsoft.com/office/word/2010/wordprocessingDrawing" xmlns:wp="http://schemas.openxmlformats.org/drawingml/2006/wordprocessingDrawing" xmlns:w10="urn:schemas-microsoft-com:office:word" xmlns:w="http://schemas.openxmlformats.org/wordprocessingml/2006/main" xmlns:w14="http://schemas.microsoft.com/office/word/2010/wordml" xmlns:w15="http://schemas.microsoft.com/office/word/2012/wordml" xmlns:w16cex="http://schemas.microsoft.com/office/word/2018/wordml/cex" xmlns:w16cid="http://schemas.microsoft.com/office/word/2016/wordml/cid" xmlns:w16="http://schemas.microsoft.com/office/word/2018/wordml" xmlns:w16du="http://schemas.microsoft.com/office/word/2023/wordml/word16du" xmlns:w16sdtdh="http://schemas.microsoft.com/office/word/2020/wordml/sdtdatahash" xmlns:w16se="http://schemas.microsoft.com/office/word/2015/wordml/symex" xmlns:wpg="http://schemas.microsoft.com/office/word/2010/wordprocessingGroup" xmlns:wpi="http://schemas.microsoft.com/office/word/2010/wordprocessingInk" xmlns:wne="http://schemas.microsoft.com/office/word/2006/wordml" xmlns:wps="http://schemas.microsoft.com/office/word/2010/wordprocessingShape" mc:Ignorable="w14 w15 w16se w16cid w16 w16cex w16sdtdh w16du wp14">
+<w:endnotes xmlns:wpc="http://schemas.microsoft.com/office/word/2010/wordprocessingCanvas" xmlns:cx="http://schemas.microsoft.com/office/drawing/2014/chartex" xmlns:cx1="http://schemas.microsoft.com/office/drawing/2015/9/8/chartex" xmlns:cx2="http://schemas.microsoft.com/office/drawing/2015/10/21/chartex" xmlns:cx3="http://schemas.microsoft.com/office/drawing/2016/5/9/chartex" xmlns:cx4="http://schemas.microsoft.com/office/drawing/2016/5/10/chartex" xmlns:cx5="http://schemas.microsoft.com/office/drawing/2016/5/11/chartex" xmlns:cx6="http://schemas.microsoft.com/office/drawing/2016/5/12/chartex" xmlns:cx7="http://schemas.microsoft.com/office/drawing/2016/5/13/chartex" xmlns:cx8="http://schemas.microsoft.com/office/drawing/2016/5/14/chartex" xmlns:mc="http://schemas.openxmlformats.org/markup-compatibility/2006" xmlns:aink="http://schemas.microsoft.com/office/drawing/2016/ink" xmlns:am3d="http://schemas.microsoft.com/office/drawing/2017/model3d" xmlns:o="urn:schemas-microsoft-com:office:office" xmlns:oel="http://schemas.microsoft.com/office/2019/extlst" xmlns:r="http://schemas.openxmlformats.org/officeDocument/2006/relationships" xmlns:m="http://schemas.openxmlformats.org/officeDocument/2006/math" xmlns:v="urn:schemas-microsoft-com:vml" xmlns:wp14="http://schemas.microsoft.com/office/word/2010/wordprocessingDrawing" xmlns:wp="http://schemas.openxmlformats.org/drawingml/2006/wordprocessingDrawing" xmlns:w10="urn:schemas-microsoft-com:office:word" xmlns:w="http://schemas.openxmlformats.org/wordprocessingml/2006/main" xmlns:w14="http://schemas.microsoft.com/office/word/2010/wordml" xmlns:w15="http://schemas.microsoft.com/office/word/2012/wordml" xmlns:w16cex="http://schemas.microsoft.com/office/word/2018/wordml/cex" xmlns:w16cid="http://schemas.microsoft.com/office/word/2016/wordml/cid" xmlns:w16="http://schemas.microsoft.com/office/word/2018/wordml" xmlns:w16sdtdh="http://schemas.microsoft.com/office/word/2020/wordml/sdtdatahash" xmlns:w16se="http://schemas.microsoft.com/office/word/2015/wordml/symex" xmlns:wpg="http://schemas.microsoft.com/office/word/2010/wordprocessingGroup" xmlns:wpi="http://schemas.microsoft.com/office/word/2010/wordprocessingInk" xmlns:wne="http://schemas.microsoft.com/office/word/2006/wordml" xmlns:wps="http://schemas.microsoft.com/office/word/2010/wordprocessingShape" mc:Ignorable="w14 w15 w16se w16cid w16 w16cex w16sdtdh wp14">
   <w:endnote w:type="separator" w:id="-1">
     <w:p>
       <w:pPr>
@@ -1516,7 +1624,7 @@
 </file>
 
 <file path=word/footer1.xml><?xml version="1.0" encoding="utf-8"?>
-<w:ftr xmlns:wpc="http://schemas.microsoft.com/office/word/2010/wordprocessingCanvas" xmlns:cx="http://schemas.microsoft.com/office/drawing/2014/chartex" xmlns:cx1="http://schemas.microsoft.com/office/drawing/2015/9/8/chartex" xmlns:cx2="http://schemas.microsoft.com/office/drawing/2015/10/21/chartex" xmlns:cx3="http://schemas.microsoft.com/office/drawing/2016/5/9/chartex" xmlns:cx4="http://schemas.microsoft.com/office/drawing/2016/5/10/chartex" xmlns:cx5="http://schemas.microsoft.com/office/drawing/2016/5/11/chartex" xmlns:cx6="http://schemas.microsoft.com/office/drawing/2016/5/12/chartex" xmlns:cx7="http://schemas.microsoft.com/office/drawing/2016/5/13/chartex" xmlns:cx8="http://schemas.microsoft.com/office/drawing/2016/5/14/chartex" xmlns:mc="http://schemas.openxmlformats.org/markup-compatibility/2006" xmlns:aink="http://schemas.microsoft.com/office/drawing/2016/ink" xmlns:am3d="http://schemas.microsoft.com/office/drawing/2017/model3d" xmlns:o="urn:schemas-microsoft-com:office:office" xmlns:oel="http://schemas.microsoft.com/office/2019/extlst" xmlns:r="http://schemas.openxmlformats.org/officeDocument/2006/relationships" xmlns:m="http://schemas.openxmlformats.org/officeDocument/2006/math" xmlns:v="urn:schemas-microsoft-com:vml" xmlns:wp14="http://schemas.microsoft.com/office/word/2010/wordprocessingDrawing" xmlns:wp="http://schemas.openxmlformats.org/drawingml/2006/wordprocessingDrawing" xmlns:w10="urn:schemas-microsoft-com:office:word" xmlns:w="http://schemas.openxmlformats.org/wordprocessingml/2006/main" xmlns:w14="http://schemas.microsoft.com/office/word/2010/wordml" xmlns:w15="http://schemas.microsoft.com/office/word/2012/wordml" xmlns:w16cex="http://schemas.microsoft.com/office/word/2018/wordml/cex" xmlns:w16cid="http://schemas.microsoft.com/office/word/2016/wordml/cid" xmlns:w16="http://schemas.microsoft.com/office/word/2018/wordml" xmlns:w16du="http://schemas.microsoft.com/office/word/2023/wordml/word16du" xmlns:w16sdtdh="http://schemas.microsoft.com/office/word/2020/wordml/sdtdatahash" xmlns:w16se="http://schemas.microsoft.com/office/word/2015/wordml/symex" xmlns:wpg="http://schemas.microsoft.com/office/word/2010/wordprocessingGroup" xmlns:wpi="http://schemas.microsoft.com/office/word/2010/wordprocessingInk" xmlns:wne="http://schemas.microsoft.com/office/word/2006/wordml" xmlns:wps="http://schemas.microsoft.com/office/word/2010/wordprocessingShape" mc:Ignorable="w14 w15 w16se w16cid w16 w16cex w16sdtdh w16du wp14">
+<w:ftr xmlns:wpc="http://schemas.microsoft.com/office/word/2010/wordprocessingCanvas" xmlns:cx="http://schemas.microsoft.com/office/drawing/2014/chartex" xmlns:cx1="http://schemas.microsoft.com/office/drawing/2015/9/8/chartex" xmlns:cx2="http://schemas.microsoft.com/office/drawing/2015/10/21/chartex" xmlns:cx3="http://schemas.microsoft.com/office/drawing/2016/5/9/chartex" xmlns:cx4="http://schemas.microsoft.com/office/drawing/2016/5/10/chartex" xmlns:cx5="http://schemas.microsoft.com/office/drawing/2016/5/11/chartex" xmlns:cx6="http://schemas.microsoft.com/office/drawing/2016/5/12/chartex" xmlns:cx7="http://schemas.microsoft.com/office/drawing/2016/5/13/chartex" xmlns:cx8="http://schemas.microsoft.com/office/drawing/2016/5/14/chartex" xmlns:mc="http://schemas.openxmlformats.org/markup-compatibility/2006" xmlns:aink="http://schemas.microsoft.com/office/drawing/2016/ink" xmlns:am3d="http://schemas.microsoft.com/office/drawing/2017/model3d" xmlns:o="urn:schemas-microsoft-com:office:office" xmlns:oel="http://schemas.microsoft.com/office/2019/extlst" xmlns:r="http://schemas.openxmlformats.org/officeDocument/2006/relationships" xmlns:m="http://schemas.openxmlformats.org/officeDocument/2006/math" xmlns:v="urn:schemas-microsoft-com:vml" xmlns:wp14="http://schemas.microsoft.com/office/word/2010/wordprocessingDrawing" xmlns:wp="http://schemas.openxmlformats.org/drawingml/2006/wordprocessingDrawing" xmlns:w10="urn:schemas-microsoft-com:office:word" xmlns:w="http://schemas.openxmlformats.org/wordprocessingml/2006/main" xmlns:w14="http://schemas.microsoft.com/office/word/2010/wordml" xmlns:w15="http://schemas.microsoft.com/office/word/2012/wordml" xmlns:w16cex="http://schemas.microsoft.com/office/word/2018/wordml/cex" xmlns:w16cid="http://schemas.microsoft.com/office/word/2016/wordml/cid" xmlns:w16="http://schemas.microsoft.com/office/word/2018/wordml" xmlns:w16sdtdh="http://schemas.microsoft.com/office/word/2020/wordml/sdtdatahash" xmlns:w16se="http://schemas.microsoft.com/office/word/2015/wordml/symex" xmlns:wpg="http://schemas.microsoft.com/office/word/2010/wordprocessingGroup" xmlns:wpi="http://schemas.microsoft.com/office/word/2010/wordprocessingInk" xmlns:wne="http://schemas.microsoft.com/office/word/2006/wordml" xmlns:wps="http://schemas.microsoft.com/office/word/2010/wordprocessingShape" mc:Ignorable="w14 w15 w16se w16cid w16 w16cex w16sdtdh wp14">
   <w:p>
     <w:pPr>
       <w:pStyle w:val="Footer"/>
@@ -1858,7 +1966,7 @@
             </wp:anchor>
           </w:drawing>
         </mc:Choice>
-        <mc:Fallback>
+        <mc:Fallback xmlns:w16du="http://schemas.microsoft.com/office/word/2023/wordml/word16du">
           <w:pict>
             <v:shapetype w14:anchorId="7ACB1FAE" id="_x0000_t202" coordsize="21600,21600" o:spt="202" path="m,l,21600r21600,l21600,xe">
               <v:stroke joinstyle="miter"/>
@@ -2281,7 +2389,7 @@
             </wp:anchor>
           </w:drawing>
         </mc:Choice>
-        <mc:Fallback>
+        <mc:Fallback xmlns:w16du="http://schemas.microsoft.com/office/word/2023/wordml/word16du">
           <w:pict>
             <v:line w14:anchorId="23DA4A24" id="Straight Connector 19" o:spid="_x0000_s1026" style="position:absolute;flip:y;z-index:251659264;visibility:visible;mso-wrap-style:square;mso-width-percent:0;mso-height-percent:0;mso-wrap-distance-left:9pt;mso-wrap-distance-top:0;mso-wrap-distance-right:9pt;mso-wrap-distance-bottom:0;mso-position-horizontal:absolute;mso-position-horizontal-relative:text;mso-position-vertical:absolute;mso-position-vertical-relative:text;mso-width-percent:0;mso-height-percent:0;mso-width-relative:page;mso-height-relative:page" from="-.1pt,5.2pt" to="520.7pt,5.2pt" o:gfxdata="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" strokecolor="#974706 [1609]" strokeweight="1pt">
               <v:stroke endcap="round"/>
@@ -2504,7 +2612,7 @@
             </wp:anchor>
           </w:drawing>
         </mc:Choice>
-        <mc:Fallback>
+        <mc:Fallback xmlns:w16du="http://schemas.microsoft.com/office/word/2023/wordml/word16du">
           <w:pict>
             <v:shape w14:anchorId="0D7D8A2E" id="Text Box 4" o:spid="_x0000_s1027" type="#_x0000_t202" style="position:absolute;margin-left:444.65pt;margin-top:8.35pt;width:70.9pt;height:15.9pt;z-index:251661312;visibility:visible;mso-wrap-style:square;mso-width-percent:0;mso-height-percent:0;mso-wrap-distance-left:9pt;mso-wrap-distance-top:0;mso-wrap-distance-right:9pt;mso-wrap-distance-bottom:0;mso-position-horizontal:absolute;mso-position-horizontal-relative:text;mso-position-vertical:absolute;mso-position-vertical-relative:text;mso-width-percent:0;mso-height-percent:0;mso-width-relative:page;mso-height-relative:page;v-text-anchor:middle" o:gfxdata="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" filled="f" stroked="f" strokeweight=".5pt">
               <v:textbox inset="0,0,0,0">
@@ -2656,7 +2764,7 @@
 </file>
 
 <file path=word/footnotes.xml><?xml version="1.0" encoding="utf-8"?>
-<w:footnotes xmlns:wpc="http://schemas.microsoft.com/office/word/2010/wordprocessingCanvas" xmlns:cx="http://schemas.microsoft.com/office/drawing/2014/chartex" xmlns:cx1="http://schemas.microsoft.com/office/drawing/2015/9/8/chartex" xmlns:cx2="http://schemas.microsoft.com/office/drawing/2015/10/21/chartex" xmlns:cx3="http://schemas.microsoft.com/office/drawing/2016/5/9/chartex" xmlns:cx4="http://schemas.microsoft.com/office/drawing/2016/5/10/chartex" xmlns:cx5="http://schemas.microsoft.com/office/drawing/2016/5/11/chartex" xmlns:cx6="http://schemas.microsoft.com/office/drawing/2016/5/12/chartex" xmlns:cx7="http://schemas.microsoft.com/office/drawing/2016/5/13/chartex" xmlns:cx8="http://schemas.microsoft.com/office/drawing/2016/5/14/chartex" xmlns:mc="http://schemas.openxmlformats.org/markup-compatibility/2006" xmlns:aink="http://schemas.microsoft.com/office/drawing/2016/ink" xmlns:am3d="http://schemas.microsoft.com/office/drawing/2017/model3d" xmlns:o="urn:schemas-microsoft-com:office:office" xmlns:oel="http://schemas.microsoft.com/office/2019/extlst" xmlns:r="http://schemas.openxmlformats.org/officeDocument/2006/relationships" xmlns:m="http://schemas.openxmlformats.org/officeDocument/2006/math" xmlns:v="urn:schemas-microsoft-com:vml" xmlns:wp14="http://schemas.microsoft.com/office/word/2010/wordprocessingDrawing" xmlns:wp="http://schemas.openxmlformats.org/drawingml/2006/wordprocessingDrawing" xmlns:w10="urn:schemas-microsoft-com:office:word" xmlns:w="http://schemas.openxmlformats.org/wordprocessingml/2006/main" xmlns:w14="http://schemas.microsoft.com/office/word/2010/wordml" xmlns:w15="http://schemas.microsoft.com/office/word/2012/wordml" xmlns:w16cex="http://schemas.microsoft.com/office/word/2018/wordml/cex" xmlns:w16cid="http://schemas.microsoft.com/office/word/2016/wordml/cid" xmlns:w16="http://schemas.microsoft.com/office/word/2018/wordml" xmlns:w16du="http://schemas.microsoft.com/office/word/2023/wordml/word16du" xmlns:w16sdtdh="http://schemas.microsoft.com/office/word/2020/wordml/sdtdatahash" xmlns:w16se="http://schemas.microsoft.com/office/word/2015/wordml/symex" xmlns:wpg="http://schemas.microsoft.com/office/word/2010/wordprocessingGroup" xmlns:wpi="http://schemas.microsoft.com/office/word/2010/wordprocessingInk" xmlns:wne="http://schemas.microsoft.com/office/word/2006/wordml" xmlns:wps="http://schemas.microsoft.com/office/word/2010/wordprocessingShape" mc:Ignorable="w14 w15 w16se w16cid w16 w16cex w16sdtdh w16du wp14">
+<w:footnotes xmlns:wpc="http://schemas.microsoft.com/office/word/2010/wordprocessingCanvas" xmlns:cx="http://schemas.microsoft.com/office/drawing/2014/chartex" xmlns:cx1="http://schemas.microsoft.com/office/drawing/2015/9/8/chartex" xmlns:cx2="http://schemas.microsoft.com/office/drawing/2015/10/21/chartex" xmlns:cx3="http://schemas.microsoft.com/office/drawing/2016/5/9/chartex" xmlns:cx4="http://schemas.microsoft.com/office/drawing/2016/5/10/chartex" xmlns:cx5="http://schemas.microsoft.com/office/drawing/2016/5/11/chartex" xmlns:cx6="http://schemas.microsoft.com/office/drawing/2016/5/12/chartex" xmlns:cx7="http://schemas.microsoft.com/office/drawing/2016/5/13/chartex" xmlns:cx8="http://schemas.microsoft.com/office/drawing/2016/5/14/chartex" xmlns:mc="http://schemas.openxmlformats.org/markup-compatibility/2006" xmlns:aink="http://schemas.microsoft.com/office/drawing/2016/ink" xmlns:am3d="http://schemas.microsoft.com/office/drawing/2017/model3d" xmlns:o="urn:schemas-microsoft-com:office:office" xmlns:oel="http://schemas.microsoft.com/office/2019/extlst" xmlns:r="http://schemas.openxmlformats.org/officeDocument/2006/relationships" xmlns:m="http://schemas.openxmlformats.org/officeDocument/2006/math" xmlns:v="urn:schemas-microsoft-com:vml" xmlns:wp14="http://schemas.microsoft.com/office/word/2010/wordprocessingDrawing" xmlns:wp="http://schemas.openxmlformats.org/drawingml/2006/wordprocessingDrawing" xmlns:w10="urn:schemas-microsoft-com:office:word" xmlns:w="http://schemas.openxmlformats.org/wordprocessingml/2006/main" xmlns:w14="http://schemas.microsoft.com/office/word/2010/wordml" xmlns:w15="http://schemas.microsoft.com/office/word/2012/wordml" xmlns:w16cex="http://schemas.microsoft.com/office/word/2018/wordml/cex" xmlns:w16cid="http://schemas.microsoft.com/office/word/2016/wordml/cid" xmlns:w16="http://schemas.microsoft.com/office/word/2018/wordml" xmlns:w16sdtdh="http://schemas.microsoft.com/office/word/2020/wordml/sdtdatahash" xmlns:w16se="http://schemas.microsoft.com/office/word/2015/wordml/symex" xmlns:wpg="http://schemas.microsoft.com/office/word/2010/wordprocessingGroup" xmlns:wpi="http://schemas.microsoft.com/office/word/2010/wordprocessingInk" xmlns:wne="http://schemas.microsoft.com/office/word/2006/wordml" xmlns:wps="http://schemas.microsoft.com/office/word/2010/wordprocessingShape" mc:Ignorable="w14 w15 w16se w16cid w16 w16cex w16sdtdh wp14">
   <w:footnote w:type="separator" w:id="-1">
     <w:p>
       <w:pPr>
@@ -2681,7 +2789,7 @@
 </file>
 
 <file path=word/header1.xml><?xml version="1.0" encoding="utf-8"?>
-<w:hdr xmlns:wpc="http://schemas.microsoft.com/office/word/2010/wordprocessingCanvas" xmlns:cx="http://schemas.microsoft.com/office/drawing/2014/chartex" xmlns:cx1="http://schemas.microsoft.com/office/drawing/2015/9/8/chartex" xmlns:cx2="http://schemas.microsoft.com/office/drawing/2015/10/21/chartex" xmlns:cx3="http://schemas.microsoft.com/office/drawing/2016/5/9/chartex" xmlns:cx4="http://schemas.microsoft.com/office/drawing/2016/5/10/chartex" xmlns:cx5="http://schemas.microsoft.com/office/drawing/2016/5/11/chartex" xmlns:cx6="http://schemas.microsoft.com/office/drawing/2016/5/12/chartex" xmlns:cx7="http://schemas.microsoft.com/office/drawing/2016/5/13/chartex" xmlns:cx8="http://schemas.microsoft.com/office/drawing/2016/5/14/chartex" xmlns:mc="http://schemas.openxmlformats.org/markup-compatibility/2006" xmlns:aink="http://schemas.microsoft.com/office/drawing/2016/ink" xmlns:am3d="http://schemas.microsoft.com/office/drawing/2017/model3d" xmlns:o="urn:schemas-microsoft-com:office:office" xmlns:oel="http://schemas.microsoft.com/office/2019/extlst" xmlns:r="http://schemas.openxmlformats.org/officeDocument/2006/relationships" xmlns:m="http://schemas.openxmlformats.org/officeDocument/2006/math" xmlns:v="urn:schemas-microsoft-com:vml" xmlns:wp14="http://schemas.microsoft.com/office/word/2010/wordprocessingDrawing" xmlns:wp="http://schemas.openxmlformats.org/drawingml/2006/wordprocessingDrawing" xmlns:w10="urn:schemas-microsoft-com:office:word" xmlns:w="http://schemas.openxmlformats.org/wordprocessingml/2006/main" xmlns:w14="http://schemas.microsoft.com/office/word/2010/wordml" xmlns:w15="http://schemas.microsoft.com/office/word/2012/wordml" xmlns:w16cex="http://schemas.microsoft.com/office/word/2018/wordml/cex" xmlns:w16cid="http://schemas.microsoft.com/office/word/2016/wordml/cid" xmlns:w16="http://schemas.microsoft.com/office/word/2018/wordml" xmlns:w16du="http://schemas.microsoft.com/office/word/2023/wordml/word16du" xmlns:w16sdtdh="http://schemas.microsoft.com/office/word/2020/wordml/sdtdatahash" xmlns:w16se="http://schemas.microsoft.com/office/word/2015/wordml/symex" xmlns:wpg="http://schemas.microsoft.com/office/word/2010/wordprocessingGroup" xmlns:wpi="http://schemas.microsoft.com/office/word/2010/wordprocessingInk" xmlns:wne="http://schemas.microsoft.com/office/word/2006/wordml" xmlns:wps="http://schemas.microsoft.com/office/word/2010/wordprocessingShape" mc:Ignorable="w14 w15 w16se w16cid w16 w16cex w16sdtdh w16du wp14">
+<w:hdr xmlns:wpc="http://schemas.microsoft.com/office/word/2010/wordprocessingCanvas" xmlns:cx="http://schemas.microsoft.com/office/drawing/2014/chartex" xmlns:cx1="http://schemas.microsoft.com/office/drawing/2015/9/8/chartex" xmlns:cx2="http://schemas.microsoft.com/office/drawing/2015/10/21/chartex" xmlns:cx3="http://schemas.microsoft.com/office/drawing/2016/5/9/chartex" xmlns:cx4="http://schemas.microsoft.com/office/drawing/2016/5/10/chartex" xmlns:cx5="http://schemas.microsoft.com/office/drawing/2016/5/11/chartex" xmlns:cx6="http://schemas.microsoft.com/office/drawing/2016/5/12/chartex" xmlns:cx7="http://schemas.microsoft.com/office/drawing/2016/5/13/chartex" xmlns:cx8="http://schemas.microsoft.com/office/drawing/2016/5/14/chartex" xmlns:mc="http://schemas.openxmlformats.org/markup-compatibility/2006" xmlns:aink="http://schemas.microsoft.com/office/drawing/2016/ink" xmlns:am3d="http://schemas.microsoft.com/office/drawing/2017/model3d" xmlns:o="urn:schemas-microsoft-com:office:office" xmlns:oel="http://schemas.microsoft.com/office/2019/extlst" xmlns:r="http://schemas.openxmlformats.org/officeDocument/2006/relationships" xmlns:m="http://schemas.openxmlformats.org/officeDocument/2006/math" xmlns:v="urn:schemas-microsoft-com:vml" xmlns:wp14="http://schemas.microsoft.com/office/word/2010/wordprocessingDrawing" xmlns:wp="http://schemas.openxmlformats.org/drawingml/2006/wordprocessingDrawing" xmlns:w10="urn:schemas-microsoft-com:office:word" xmlns:w="http://schemas.openxmlformats.org/wordprocessingml/2006/main" xmlns:w14="http://schemas.microsoft.com/office/word/2010/wordml" xmlns:w15="http://schemas.microsoft.com/office/word/2012/wordml" xmlns:w16cex="http://schemas.microsoft.com/office/word/2018/wordml/cex" xmlns:w16cid="http://schemas.microsoft.com/office/word/2016/wordml/cid" xmlns:w16="http://schemas.microsoft.com/office/word/2018/wordml" xmlns:w16sdtdh="http://schemas.microsoft.com/office/word/2020/wordml/sdtdatahash" xmlns:w16se="http://schemas.microsoft.com/office/word/2015/wordml/symex" xmlns:wpg="http://schemas.microsoft.com/office/word/2010/wordprocessingGroup" xmlns:wpi="http://schemas.microsoft.com/office/word/2010/wordprocessingInk" xmlns:wne="http://schemas.microsoft.com/office/word/2006/wordml" xmlns:wps="http://schemas.microsoft.com/office/word/2010/wordprocessingShape" mc:Ignorable="w14 w15 w16se w16cid w16 w16cex w16sdtdh wp14">
   <w:p>
     <w:pPr>
       <w:pStyle w:val="Header"/>
@@ -2692,7 +2800,7 @@
 </file>
 
 <file path=word/numbering.xml><?xml version="1.0" encoding="utf-8"?>
-<w:numbering xmlns:wpc="http://schemas.microsoft.com/office/word/2010/wordprocessingCanvas" xmlns:cx="http://schemas.microsoft.com/office/drawing/2014/chartex" xmlns:cx1="http://schemas.microsoft.com/office/drawing/2015/9/8/chartex" xmlns:cx2="http://schemas.microsoft.com/office/drawing/2015/10/21/chartex" xmlns:cx3="http://schemas.microsoft.com/office/drawing/2016/5/9/chartex" xmlns:cx4="http://schemas.microsoft.com/office/drawing/2016/5/10/chartex" xmlns:cx5="http://schemas.microsoft.com/office/drawing/2016/5/11/chartex" xmlns:cx6="http://schemas.microsoft.com/office/drawing/2016/5/12/chartex" xmlns:cx7="http://schemas.microsoft.com/office/drawing/2016/5/13/chartex" xmlns:cx8="http://schemas.microsoft.com/office/drawing/2016/5/14/chartex" xmlns:mc="http://schemas.openxmlformats.org/markup-compatibility/2006" xmlns:aink="http://schemas.microsoft.com/office/drawing/2016/ink" xmlns:am3d="http://schemas.microsoft.com/office/drawing/2017/model3d" xmlns:o="urn:schemas-microsoft-com:office:office" xmlns:oel="http://schemas.microsoft.com/office/2019/extlst" xmlns:r="http://schemas.openxmlformats.org/officeDocument/2006/relationships" xmlns:m="http://schemas.openxmlformats.org/officeDocument/2006/math" xmlns:v="urn:schemas-microsoft-com:vml" xmlns:wp14="http://schemas.microsoft.com/office/word/2010/wordprocessingDrawing" xmlns:wp="http://schemas.openxmlformats.org/drawingml/2006/wordprocessingDrawing" xmlns:w10="urn:schemas-microsoft-com:office:word" xmlns:w="http://schemas.openxmlformats.org/wordprocessingml/2006/main" xmlns:w14="http://schemas.microsoft.com/office/word/2010/wordml" xmlns:w15="http://schemas.microsoft.com/office/word/2012/wordml" xmlns:w16cex="http://schemas.microsoft.com/office/word/2018/wordml/cex" xmlns:w16cid="http://schemas.microsoft.com/office/word/2016/wordml/cid" xmlns:w16="http://schemas.microsoft.com/office/word/2018/wordml" xmlns:w16du="http://schemas.microsoft.com/office/word/2023/wordml/word16du" xmlns:w16sdtdh="http://schemas.microsoft.com/office/word/2020/wordml/sdtdatahash" xmlns:w16se="http://schemas.microsoft.com/office/word/2015/wordml/symex" xmlns:wpg="http://schemas.microsoft.com/office/word/2010/wordprocessingGroup" xmlns:wpi="http://schemas.microsoft.com/office/word/2010/wordprocessingInk" xmlns:wne="http://schemas.microsoft.com/office/word/2006/wordml" xmlns:wps="http://schemas.microsoft.com/office/word/2010/wordprocessingShape" mc:Ignorable="w14 w15 w16se w16cid w16 w16cex w16sdtdh w16du wp14">
+<w:numbering xmlns:wpc="http://schemas.microsoft.com/office/word/2010/wordprocessingCanvas" xmlns:cx="http://schemas.microsoft.com/office/drawing/2014/chartex" xmlns:cx1="http://schemas.microsoft.com/office/drawing/2015/9/8/chartex" xmlns:cx2="http://schemas.microsoft.com/office/drawing/2015/10/21/chartex" xmlns:cx3="http://schemas.microsoft.com/office/drawing/2016/5/9/chartex" xmlns:cx4="http://schemas.microsoft.com/office/drawing/2016/5/10/chartex" xmlns:cx5="http://schemas.microsoft.com/office/drawing/2016/5/11/chartex" xmlns:cx6="http://schemas.microsoft.com/office/drawing/2016/5/12/chartex" xmlns:cx7="http://schemas.microsoft.com/office/drawing/2016/5/13/chartex" xmlns:cx8="http://schemas.microsoft.com/office/drawing/2016/5/14/chartex" xmlns:mc="http://schemas.openxmlformats.org/markup-compatibility/2006" xmlns:aink="http://schemas.microsoft.com/office/drawing/2016/ink" xmlns:am3d="http://schemas.microsoft.com/office/drawing/2017/model3d" xmlns:o="urn:schemas-microsoft-com:office:office" xmlns:oel="http://schemas.microsoft.com/office/2019/extlst" xmlns:r="http://schemas.openxmlformats.org/officeDocument/2006/relationships" xmlns:m="http://schemas.openxmlformats.org/officeDocument/2006/math" xmlns:v="urn:schemas-microsoft-com:vml" xmlns:wp14="http://schemas.microsoft.com/office/word/2010/wordprocessingDrawing" xmlns:wp="http://schemas.openxmlformats.org/drawingml/2006/wordprocessingDrawing" xmlns:w10="urn:schemas-microsoft-com:office:word" xmlns:w="http://schemas.openxmlformats.org/wordprocessingml/2006/main" xmlns:w14="http://schemas.microsoft.com/office/word/2010/wordml" xmlns:w15="http://schemas.microsoft.com/office/word/2012/wordml" xmlns:w16cex="http://schemas.microsoft.com/office/word/2018/wordml/cex" xmlns:w16cid="http://schemas.microsoft.com/office/word/2016/wordml/cid" xmlns:w16="http://schemas.microsoft.com/office/word/2018/wordml" xmlns:w16sdtdh="http://schemas.microsoft.com/office/word/2020/wordml/sdtdatahash" xmlns:w16se="http://schemas.microsoft.com/office/word/2015/wordml/symex" xmlns:wpg="http://schemas.microsoft.com/office/word/2010/wordprocessingGroup" xmlns:wpi="http://schemas.microsoft.com/office/word/2010/wordprocessingInk" xmlns:wne="http://schemas.microsoft.com/office/word/2006/wordml" xmlns:wps="http://schemas.microsoft.com/office/word/2010/wordprocessingShape" mc:Ignorable="w14 w15 w16se w16cid w16 w16cex w16sdtdh wp14">
   <w:abstractNum w:abstractNumId="0" w15:restartNumberingAfterBreak="0">
     <w:nsid w:val="13A00DEC"/>
     <w:multiLevelType w:val="hybridMultilevel"/>
@@ -3156,7 +3264,7 @@
 </file>
 
 <file path=word/styles.xml><?xml version="1.0" encoding="utf-8"?>
-<w:styles xmlns:mc="http://schemas.openxmlformats.org/markup-compatibility/2006" xmlns:r="http://schemas.openxmlformats.org/officeDocument/2006/relationships" xmlns:w="http://schemas.openxmlformats.org/wordprocessingml/2006/main" xmlns:w14="http://schemas.microsoft.com/office/word/2010/wordml" xmlns:w15="http://schemas.microsoft.com/office/word/2012/wordml" xmlns:w16cex="http://schemas.microsoft.com/office/word/2018/wordml/cex" xmlns:w16cid="http://schemas.microsoft.com/office/word/2016/wordml/cid" xmlns:w16="http://schemas.microsoft.com/office/word/2018/wordml" xmlns:w16du="http://schemas.microsoft.com/office/word/2023/wordml/word16du" xmlns:w16sdtdh="http://schemas.microsoft.com/office/word/2020/wordml/sdtdatahash" xmlns:w16se="http://schemas.microsoft.com/office/word/2015/wordml/symex" mc:Ignorable="w14 w15 w16se w16cid w16 w16cex w16sdtdh w16du">
+<w:styles xmlns:mc="http://schemas.openxmlformats.org/markup-compatibility/2006" xmlns:r="http://schemas.openxmlformats.org/officeDocument/2006/relationships" xmlns:w="http://schemas.openxmlformats.org/wordprocessingml/2006/main" xmlns:w14="http://schemas.microsoft.com/office/word/2010/wordml" xmlns:w15="http://schemas.microsoft.com/office/word/2012/wordml" xmlns:w16cex="http://schemas.microsoft.com/office/word/2018/wordml/cex" xmlns:w16cid="http://schemas.microsoft.com/office/word/2016/wordml/cid" xmlns:w16="http://schemas.microsoft.com/office/word/2018/wordml" xmlns:w16sdtdh="http://schemas.microsoft.com/office/word/2020/wordml/sdtdatahash" xmlns:w16se="http://schemas.microsoft.com/office/word/2015/wordml/symex" mc:Ignorable="w14 w15 w16se w16cid w16 w16cex w16sdtdh">
   <w:docDefaults>
     <w:rPrDefault>
       <w:rPr>

--- a/Courses/Software-Sciences/IT-Module-3-Web-Design/10-HTML-Elements/10-HTML-Elements-Exercises.docx
+++ b/Courses/Software-Sciences/IT-Module-3-Web-Design/10-HTML-Elements/10-HTML-Elements-Exercises.docx
@@ -99,7 +99,7 @@
           <w:noProof/>
         </w:rPr>
         <w:drawing>
-          <wp:inline distT="0" distB="0" distL="0" distR="0" wp14:anchorId="73F5C6D6" wp14:editId="19DAE4F1">
+          <wp:inline distT="0" distB="0" distL="0" distR="0" wp14:anchorId="73F5C6D6" wp14:editId="26EF7612">
             <wp:extent cx="1065886" cy="497260"/>
             <wp:effectExtent l="0" t="0" r="1270" b="0"/>
             <wp:docPr id="470543985" name="Picture 1"/>
@@ -861,7 +861,7 @@
           <w:lang w:val="bg-BG"/>
         </w:rPr>
         <w:drawing>
-          <wp:anchor distT="0" distB="0" distL="114300" distR="114300" simplePos="0" relativeHeight="251661312" behindDoc="0" locked="0" layoutInCell="1" allowOverlap="1" wp14:anchorId="5D944CF6" wp14:editId="5C82F7C9">
+          <wp:anchor distT="0" distB="0" distL="114300" distR="114300" simplePos="0" relativeHeight="251661312" behindDoc="0" locked="0" layoutInCell="1" allowOverlap="1" wp14:anchorId="5D944CF6" wp14:editId="3B00C0C1">
             <wp:simplePos x="0" y="0"/>
             <wp:positionH relativeFrom="column">
               <wp:posOffset>46355</wp:posOffset>
@@ -987,13 +987,7 @@
         <w:rPr>
           <w:lang w:val="bg-BG"/>
         </w:rPr>
-        <w:t xml:space="preserve"> </w:t>
-      </w:r>
-      <w:r>
-        <w:rPr>
-          <w:lang w:val="bg-BG"/>
-        </w:rPr>
-        <w:t xml:space="preserve">Създайте </w:t>
+        <w:t xml:space="preserve"> Създайте </w:t>
       </w:r>
       <w:r>
         <w:rPr>
@@ -1119,7 +1113,7 @@
         <w:rPr>
           <w:lang w:val="bg-BG"/>
         </w:rPr>
-        <w:t xml:space="preserve"> и добавете </w:t>
+        <w:t>,</w:t>
       </w:r>
       <w:r>
         <w:rPr>
@@ -1127,6 +1121,20 @@
           <w:bCs/>
           <w:lang w:val="bg-BG"/>
         </w:rPr>
+        <w:t xml:space="preserve"> семантичните секции</w:t>
+      </w:r>
+      <w:r>
+        <w:rPr>
+          <w:lang w:val="bg-BG"/>
+        </w:rPr>
+        <w:t xml:space="preserve"> и добавете </w:t>
+      </w:r>
+      <w:r>
+        <w:rPr>
+          <w:b/>
+          <w:bCs/>
+          <w:lang w:val="bg-BG"/>
+        </w:rPr>
         <w:t>заглавие</w:t>
       </w:r>
       <w:r>
@@ -1148,9 +1156,9 @@
           <w:lang w:val="bg-BG"/>
         </w:rPr>
         <w:drawing>
-          <wp:inline distT="0" distB="0" distL="0" distR="0" wp14:anchorId="645C57FB" wp14:editId="3418E8F7">
-            <wp:extent cx="3918500" cy="1296653"/>
-            <wp:effectExtent l="12700" t="12700" r="6350" b="12065"/>
+          <wp:inline distT="0" distB="0" distL="0" distR="0" wp14:anchorId="645C57FB" wp14:editId="530645E9">
+            <wp:extent cx="3292343" cy="1915492"/>
+            <wp:effectExtent l="12700" t="12700" r="10160" b="15240"/>
             <wp:docPr id="1415969817" name="Picture 1"/>
             <wp:cNvGraphicFramePr>
               <a:graphicFrameLocks xmlns:a="http://schemas.openxmlformats.org/drawingml/2006/main" noChangeAspect="1"/>
@@ -1159,10 +1167,10 @@
               <a:graphicData uri="http://schemas.openxmlformats.org/drawingml/2006/picture">
                 <pic:pic xmlns:pic="http://schemas.openxmlformats.org/drawingml/2006/picture">
                   <pic:nvPicPr>
-                    <pic:cNvPr id="1415969817" name="Picture 1415969817"/>
+                    <pic:cNvPr id="1415969817" name="Picture 1"/>
                     <pic:cNvPicPr/>
                   </pic:nvPicPr>
-                  <pic:blipFill>
+                  <pic:blipFill rotWithShape="1">
                     <a:blip r:embed="rId11" cstate="print">
                       <a:extLst>
                         <a:ext uri="{28A0092B-C50C-407E-A947-70E740481C1C}">
@@ -1170,25 +1178,48 @@
                         </a:ext>
                       </a:extLst>
                     </a:blip>
-                    <a:stretch>
-                      <a:fillRect/>
-                    </a:stretch>
+                    <a:srcRect l="5914"/>
+                    <a:stretch/>
                   </pic:blipFill>
-                  <pic:spPr>
+                  <pic:spPr bwMode="auto">
                     <a:xfrm>
                       <a:off x="0" y="0"/>
-                      <a:ext cx="3995655" cy="1322184"/>
+                      <a:ext cx="3438624" cy="2000599"/>
                     </a:xfrm>
                     <a:prstGeom prst="rect">
                       <a:avLst/>
                     </a:prstGeom>
-                    <a:ln>
+                    <a:ln w="9525" cap="flat" cmpd="sng" algn="ctr">
                       <a:solidFill>
-                        <a:schemeClr val="bg1">
+                        <a:sysClr val="window" lastClr="FFFFFF">
                           <a:lumMod val="75000"/>
-                        </a:schemeClr>
+                        </a:sysClr>
                       </a:solidFill>
+                      <a:prstDash val="solid"/>
+                      <a:round/>
+                      <a:headEnd type="none" w="med" len="med"/>
+                      <a:tailEnd type="none" w="med" len="med"/>
+                      <a:extLst>
+                        <a:ext uri="{C807C97D-BFC1-408E-A445-0C87EB9F89A2}">
+                          <ask:lineSketchStyleProps xmlns:ask="http://schemas.microsoft.com/office/drawing/2018/sketchyshapes" sd="0">
+                            <a:custGeom>
+                              <a:avLst/>
+                              <a:gdLst/>
+                              <a:ahLst/>
+                              <a:cxnLst/>
+                              <a:rect l="0" t="0" r="0" b="0"/>
+                              <a:pathLst/>
+                            </a:custGeom>
+                            <ask:type/>
+                          </ask:lineSketchStyleProps>
+                        </a:ext>
+                      </a:extLst>
                     </a:ln>
+                    <a:extLst>
+                      <a:ext uri="{53640926-AAD7-44D8-BBD7-CCE9431645EC}">
+                        <a14:shadowObscured xmlns:a14="http://schemas.microsoft.com/office/drawing/2010/main"/>
+                      </a:ext>
+                    </a:extLst>
                   </pic:spPr>
                 </pic:pic>
               </a:graphicData>
@@ -1275,9 +1306,9 @@
           <w:lang w:val="bg-BG"/>
         </w:rPr>
         <w:drawing>
-          <wp:inline distT="0" distB="0" distL="0" distR="0" wp14:anchorId="483D6C02" wp14:editId="2FB04F31">
-            <wp:extent cx="3968123" cy="1844900"/>
-            <wp:effectExtent l="12700" t="12700" r="6985" b="9525"/>
+          <wp:inline distT="0" distB="0" distL="0" distR="0" wp14:anchorId="483D6C02" wp14:editId="3F4EF47D">
+            <wp:extent cx="3266642" cy="1388717"/>
+            <wp:effectExtent l="12700" t="12700" r="10160" b="8890"/>
             <wp:docPr id="1937982400" name="Picture 3"/>
             <wp:cNvGraphicFramePr>
               <a:graphicFrameLocks xmlns:a="http://schemas.openxmlformats.org/drawingml/2006/main" noChangeAspect="1"/>
@@ -1304,7 +1335,7 @@
                   <pic:spPr>
                     <a:xfrm>
                       <a:off x="0" y="0"/>
-                      <a:ext cx="4066163" cy="1890482"/>
+                      <a:ext cx="3298595" cy="1402301"/>
                     </a:xfrm>
                     <a:prstGeom prst="rect">
                       <a:avLst/>
@@ -1368,9 +1399,9 @@
           <w:lang w:val="bg-BG"/>
         </w:rPr>
         <w:drawing>
-          <wp:inline distT="0" distB="0" distL="0" distR="0" wp14:anchorId="157A0FAA" wp14:editId="345B5A9F">
-            <wp:extent cx="3819970" cy="5104152"/>
-            <wp:effectExtent l="12700" t="12700" r="15875" b="13970"/>
+          <wp:inline distT="0" distB="0" distL="0" distR="0" wp14:anchorId="157A0FAA" wp14:editId="33E76701">
+            <wp:extent cx="3873530" cy="4687296"/>
+            <wp:effectExtent l="12700" t="12700" r="12700" b="12065"/>
             <wp:docPr id="1289307759" name="Picture 2"/>
             <wp:cNvGraphicFramePr>
               <a:graphicFrameLocks xmlns:a="http://schemas.openxmlformats.org/drawingml/2006/main" noChangeAspect="1"/>
@@ -1379,7 +1410,7 @@
               <a:graphicData uri="http://schemas.openxmlformats.org/drawingml/2006/picture">
                 <pic:pic xmlns:pic="http://schemas.openxmlformats.org/drawingml/2006/picture">
                   <pic:nvPicPr>
-                    <pic:cNvPr id="1289307759" name="Picture 1289307759"/>
+                    <pic:cNvPr id="1289307759" name="Picture 2"/>
                     <pic:cNvPicPr/>
                   </pic:nvPicPr>
                   <pic:blipFill>
@@ -1397,7 +1428,7 @@
                   <pic:spPr>
                     <a:xfrm>
                       <a:off x="0" y="0"/>
-                      <a:ext cx="3873530" cy="5175718"/>
+                      <a:ext cx="3873530" cy="4687296"/>
                     </a:xfrm>
                     <a:prstGeom prst="rect">
                       <a:avLst/>
@@ -1476,9 +1507,9 @@
           <w:lang w:val="bg-BG"/>
         </w:rPr>
         <w:drawing>
-          <wp:inline distT="0" distB="0" distL="0" distR="0" wp14:anchorId="0851CD83" wp14:editId="691060B8">
-            <wp:extent cx="3525259" cy="3673865"/>
-            <wp:effectExtent l="12700" t="12700" r="18415" b="9525"/>
+          <wp:inline distT="0" distB="0" distL="0" distR="0" wp14:anchorId="0851CD83" wp14:editId="31B67262">
+            <wp:extent cx="3535494" cy="2513034"/>
+            <wp:effectExtent l="12700" t="12700" r="8255" b="14605"/>
             <wp:docPr id="556720300" name="Picture 4"/>
             <wp:cNvGraphicFramePr>
               <a:graphicFrameLocks xmlns:a="http://schemas.openxmlformats.org/drawingml/2006/main" noChangeAspect="1"/>
@@ -1487,11 +1518,11 @@
               <a:graphicData uri="http://schemas.openxmlformats.org/drawingml/2006/picture">
                 <pic:pic xmlns:pic="http://schemas.openxmlformats.org/drawingml/2006/picture">
                   <pic:nvPicPr>
-                    <pic:cNvPr id="556720300" name="Picture 556720300"/>
+                    <pic:cNvPr id="556720300" name="Picture 4"/>
                     <pic:cNvPicPr/>
                   </pic:nvPicPr>
                   <pic:blipFill>
-                    <a:blip r:embed="rId14" cstate="print">
+                    <a:blip r:embed="rId14">
                       <a:extLst>
                         <a:ext uri="{28A0092B-C50C-407E-A947-70E740481C1C}">
                           <a14:useLocalDpi xmlns:a14="http://schemas.microsoft.com/office/drawing/2010/main" val="0"/>
@@ -1505,7 +1536,7 @@
                   <pic:spPr>
                     <a:xfrm>
                       <a:off x="0" y="0"/>
-                      <a:ext cx="3535494" cy="3684531"/>
+                      <a:ext cx="3535494" cy="2513034"/>
                     </a:xfrm>
                     <a:prstGeom prst="rect">
                       <a:avLst/>
@@ -1537,9 +1568,9 @@
           <w:lang w:val="bg-BG"/>
         </w:rPr>
         <w:drawing>
-          <wp:inline distT="0" distB="0" distL="0" distR="0" wp14:anchorId="539B7D21" wp14:editId="07B88E78">
-            <wp:extent cx="3524885" cy="5217160"/>
-            <wp:effectExtent l="12700" t="12700" r="18415" b="15240"/>
+          <wp:inline distT="0" distB="0" distL="0" distR="0" wp14:anchorId="539B7D21" wp14:editId="06FD40F1">
+            <wp:extent cx="3551803" cy="5005938"/>
+            <wp:effectExtent l="12700" t="12700" r="17145" b="10795"/>
             <wp:docPr id="1233545754" name="Picture 5"/>
             <wp:cNvGraphicFramePr>
               <a:graphicFrameLocks xmlns:a="http://schemas.openxmlformats.org/drawingml/2006/main" noChangeAspect="1"/>
@@ -1548,7 +1579,7 @@
               <a:graphicData uri="http://schemas.openxmlformats.org/drawingml/2006/picture">
                 <pic:pic xmlns:pic="http://schemas.openxmlformats.org/drawingml/2006/picture">
                   <pic:nvPicPr>
-                    <pic:cNvPr id="1233545754" name="Picture 1233545754"/>
+                    <pic:cNvPr id="1233545754" name="Picture 5"/>
                     <pic:cNvPicPr/>
                   </pic:nvPicPr>
                   <pic:blipFill>
@@ -1566,7 +1597,7 @@
                   <pic:spPr>
                     <a:xfrm>
                       <a:off x="0" y="0"/>
-                      <a:ext cx="3551803" cy="5257001"/>
+                      <a:ext cx="3551803" cy="5005938"/>
                     </a:xfrm>
                     <a:prstGeom prst="rect">
                       <a:avLst/>

--- a/Courses/Software-Sciences/IT-Module-3-Web-Design/10-HTML-Elements/10-HTML-Elements-Exercises.docx
+++ b/Courses/Software-Sciences/IT-Module-3-Web-Design/10-HTML-Elements/10-HTML-Elements-Exercises.docx
@@ -99,9 +99,9 @@
           <w:noProof/>
         </w:rPr>
         <w:drawing>
-          <wp:inline distT="0" distB="0" distL="0" distR="0" wp14:anchorId="73F5C6D6" wp14:editId="26EF7612">
-            <wp:extent cx="1065886" cy="497260"/>
-            <wp:effectExtent l="0" t="0" r="1270" b="0"/>
+          <wp:inline distT="0" distB="0" distL="0" distR="0" wp14:anchorId="73F5C6D6" wp14:editId="7EBC9AB3">
+            <wp:extent cx="1065886" cy="477023"/>
+            <wp:effectExtent l="0" t="0" r="1270" b="5715"/>
             <wp:docPr id="470543985" name="Picture 1"/>
             <wp:cNvGraphicFramePr>
               <a:graphicFrameLocks xmlns:a="http://schemas.openxmlformats.org/drawingml/2006/main" noChangeAspect="1"/>
@@ -130,7 +130,7 @@
                   <pic:spPr bwMode="auto">
                     <a:xfrm>
                       <a:off x="0" y="0"/>
-                      <a:ext cx="1065886" cy="497260"/>
+                      <a:ext cx="1065886" cy="477023"/>
                     </a:xfrm>
                     <a:prstGeom prst="rect">
                       <a:avLst/>
@@ -861,7 +861,7 @@
           <w:lang w:val="bg-BG"/>
         </w:rPr>
         <w:drawing>
-          <wp:anchor distT="0" distB="0" distL="114300" distR="114300" simplePos="0" relativeHeight="251661312" behindDoc="0" locked="0" layoutInCell="1" allowOverlap="1" wp14:anchorId="5D944CF6" wp14:editId="3B00C0C1">
+          <wp:anchor distT="0" distB="0" distL="114300" distR="114300" simplePos="0" relativeHeight="251661312" behindDoc="0" locked="0" layoutInCell="1" allowOverlap="1" wp14:anchorId="5D944CF6" wp14:editId="526EC65C">
             <wp:simplePos x="0" y="0"/>
             <wp:positionH relativeFrom="column">
               <wp:posOffset>46355</wp:posOffset>
@@ -1069,6 +1069,14 @@
         </w:rPr>
         <w:t xml:space="preserve"> </w:t>
       </w:r>
+    </w:p>
+    <w:p>
+      <w:pPr>
+        <w:spacing w:after="0"/>
+        <w:rPr>
+          <w:lang w:val="bg-BG"/>
+        </w:rPr>
+      </w:pPr>
     </w:p>
     <w:p>
       <w:pPr>
@@ -1399,7 +1407,7 @@
           <w:lang w:val="bg-BG"/>
         </w:rPr>
         <w:drawing>
-          <wp:inline distT="0" distB="0" distL="0" distR="0" wp14:anchorId="157A0FAA" wp14:editId="33E76701">
+          <wp:inline distT="0" distB="0" distL="0" distR="0" wp14:anchorId="157A0FAA" wp14:editId="514B57A9">
             <wp:extent cx="3873530" cy="4687296"/>
             <wp:effectExtent l="12700" t="12700" r="12700" b="12065"/>
             <wp:docPr id="1289307759" name="Picture 2"/>
